--- a/ghaseminejadMurex.docx
+++ b/ghaseminejadMurex.docx
@@ -169,13 +169,12 @@
     <w:p>
       <w:pPr>
         <w:spacing w:after="0"/>
-        <w:jc w:val="mediumKashida"/>
         <w:rPr>
           <w:rFonts w:eastAsia="Times New Roman" w:cs="Times New Roman"/>
           <w:color w:val="auto"/>
           <w:sz w:val="20"/>
           <w:szCs w:val="20"/>
-          <w:lang w:val="en" w:eastAsia="en-US"/>
+          <w:lang w:eastAsia="en-US"/>
         </w:rPr>
       </w:pPr>
       <w:r>
@@ -184,65 +183,9 @@
           <w:color w:val="auto"/>
           <w:sz w:val="20"/>
           <w:szCs w:val="20"/>
-          <w:lang w:val="en" w:eastAsia="en-US"/>
-        </w:rPr>
-        <w:t>Senior Software Engineer with 10+ years of experience designing and developing high</w:t>
-      </w:r>
-      <w:r>
-        <w:rPr>
-          <w:rFonts w:eastAsia="Times New Roman" w:cs="Times New Roman"/>
-          <w:color w:val="auto"/>
-          <w:sz w:val="20"/>
-          <w:szCs w:val="20"/>
-          <w:lang w:val="en" w:eastAsia="en-US"/>
-        </w:rPr>
-        <w:noBreakHyphen/>
-        <w:t>performance, low</w:t>
-      </w:r>
-      <w:r>
-        <w:rPr>
-          <w:rFonts w:eastAsia="Times New Roman" w:cs="Times New Roman"/>
-          <w:color w:val="auto"/>
-          <w:sz w:val="20"/>
-          <w:szCs w:val="20"/>
-          <w:lang w:val="en" w:eastAsia="en-US"/>
-        </w:rPr>
-        <w:noBreakHyphen/>
-        <w:t>latency distributed systems within financial services and real</w:t>
-      </w:r>
-      <w:r>
-        <w:rPr>
-          <w:rFonts w:eastAsia="Times New Roman" w:cs="Times New Roman"/>
-          <w:color w:val="auto"/>
-          <w:sz w:val="20"/>
-          <w:szCs w:val="20"/>
-          <w:lang w:val="en" w:eastAsia="en-US"/>
-        </w:rPr>
-        <w:noBreakHyphen/>
-        <w:t>time platforms.</w:t>
-      </w:r>
-    </w:p>
-    <w:p>
-      <w:pPr>
-        <w:spacing w:after="0"/>
-        <w:jc w:val="mediumKashida"/>
-        <w:rPr>
-          <w:rFonts w:eastAsia="Times New Roman" w:cs="Times New Roman"/>
-          <w:color w:val="auto"/>
-          <w:sz w:val="20"/>
-          <w:szCs w:val="20"/>
-          <w:lang w:val="en" w:eastAsia="en-US"/>
-        </w:rPr>
-      </w:pPr>
-      <w:r>
-        <w:rPr>
-          <w:rFonts w:eastAsia="Times New Roman" w:cs="Times New Roman"/>
-          <w:color w:val="auto"/>
-          <w:sz w:val="20"/>
-          <w:szCs w:val="20"/>
-          <w:lang w:val="en" w:eastAsia="en-US"/>
-        </w:rPr>
-        <w:t xml:space="preserve">Strong expertise in </w:t>
+          <w:lang w:eastAsia="en-US"/>
+        </w:rPr>
+        <w:t xml:space="preserve">Senior Software Engineer with </w:t>
       </w:r>
       <w:r>
         <w:rPr>
@@ -252,97 +195,31 @@
           <w:color w:val="auto"/>
           <w:sz w:val="20"/>
           <w:szCs w:val="20"/>
-          <w:lang w:val="en" w:eastAsia="en-US"/>
-        </w:rPr>
-        <w:t>modern C++ (C++14/17/20)</w:t>
+          <w:lang w:eastAsia="en-US"/>
+        </w:rPr>
+        <w:t>8</w:t>
       </w:r>
       <w:r>
         <w:rPr>
           <w:rFonts w:eastAsia="Times New Roman" w:cs="Times New Roman"/>
-          <w:color w:val="auto"/>
-          <w:sz w:val="20"/>
-          <w:szCs w:val="20"/>
-          <w:lang w:val="en" w:eastAsia="en-US"/>
-        </w:rPr>
-        <w:t>, object</w:t>
-      </w:r>
-      <w:r>
-        <w:rPr>
-          <w:rFonts w:eastAsia="Times New Roman" w:cs="Times New Roman"/>
-          <w:color w:val="auto"/>
-          <w:sz w:val="20"/>
-          <w:szCs w:val="20"/>
-          <w:lang w:val="en" w:eastAsia="en-US"/>
-        </w:rPr>
-        <w:noBreakHyphen/>
-        <w:t>oriented design, concurrency, and scalable backend architectures. Experienced in building mission</w:t>
-      </w:r>
-      <w:r>
-        <w:rPr>
-          <w:rFonts w:eastAsia="Times New Roman" w:cs="Times New Roman"/>
-          <w:color w:val="auto"/>
-          <w:sz w:val="20"/>
-          <w:szCs w:val="20"/>
-          <w:lang w:val="en" w:eastAsia="en-US"/>
-        </w:rPr>
-        <w:noBreakHyphen/>
-        <w:t>critical financial transaction infrastructure, event</w:t>
-      </w:r>
-      <w:r>
-        <w:rPr>
-          <w:rFonts w:eastAsia="Times New Roman" w:cs="Times New Roman"/>
-          <w:color w:val="auto"/>
-          <w:sz w:val="20"/>
-          <w:szCs w:val="20"/>
-          <w:lang w:val="en" w:eastAsia="en-US"/>
-        </w:rPr>
-        <w:noBreakHyphen/>
-        <w:t>driven systems, and robust processing pipelines supporting high</w:t>
-      </w:r>
-      <w:r>
-        <w:rPr>
-          <w:rFonts w:eastAsia="Times New Roman" w:cs="Times New Roman"/>
-          <w:color w:val="auto"/>
-          <w:sz w:val="20"/>
-          <w:szCs w:val="20"/>
-          <w:lang w:val="en" w:eastAsia="en-US"/>
-        </w:rPr>
-        <w:noBreakHyphen/>
-        <w:t>throughput financial workflows.</w:t>
-      </w:r>
-    </w:p>
-    <w:p>
-      <w:pPr>
-        <w:spacing w:after="0"/>
-        <w:jc w:val="mediumKashida"/>
-        <w:rPr>
-          <w:rFonts w:eastAsia="Times New Roman" w:cs="Times New Roman"/>
+          <w:b/>
+          <w:bCs/>
           <w:color w:val="auto"/>
           <w:sz w:val="20"/>
           <w:szCs w:val="20"/>
           <w:lang w:eastAsia="en-US"/>
         </w:rPr>
-      </w:pPr>
+        <w:t>+ years</w:t>
+      </w:r>
       <w:r>
         <w:rPr>
           <w:rFonts w:eastAsia="Times New Roman" w:cs="Times New Roman"/>
           <w:color w:val="auto"/>
           <w:sz w:val="20"/>
           <w:szCs w:val="20"/>
-          <w:lang w:val="en" w:eastAsia="en-US"/>
-        </w:rPr>
-        <w:t>Proven ability to deliver reliable, testable, and performant software components in agile, cross</w:t>
-      </w:r>
-      <w:r>
-        <w:rPr>
-          <w:rFonts w:eastAsia="Times New Roman" w:cs="Times New Roman"/>
-          <w:color w:val="auto"/>
-          <w:sz w:val="20"/>
-          <w:szCs w:val="20"/>
-          <w:lang w:val="en" w:eastAsia="en-US"/>
-        </w:rPr>
-        <w:noBreakHyphen/>
-        <w:t xml:space="preserve">functional, and distributed environments. Deep interest in </w:t>
+          <w:lang w:eastAsia="en-US"/>
+        </w:rPr>
+        <w:t xml:space="preserve"> of experience building </w:t>
       </w:r>
       <w:r>
         <w:rPr>
@@ -352,9 +229,19 @@
           <w:color w:val="auto"/>
           <w:sz w:val="20"/>
           <w:szCs w:val="20"/>
-          <w:lang w:val="en" w:eastAsia="en-US"/>
-        </w:rPr>
-        <w:t>capital markets platforms, trade lifecycle systems, and large</w:t>
+          <w:lang w:eastAsia="en-US"/>
+        </w:rPr>
+        <w:t>high-performance</w:t>
+      </w:r>
+      <w:r>
+        <w:rPr>
+          <w:rFonts w:eastAsia="Times New Roman" w:cs="Times New Roman"/>
+          <w:color w:val="auto"/>
+          <w:sz w:val="20"/>
+          <w:szCs w:val="20"/>
+          <w:lang w:eastAsia="en-US"/>
+        </w:rPr>
+        <w:t xml:space="preserve">, </w:t>
       </w:r>
       <w:r>
         <w:rPr>
@@ -364,10 +251,9 @@
           <w:color w:val="auto"/>
           <w:sz w:val="20"/>
           <w:szCs w:val="20"/>
-          <w:lang w:val="en" w:eastAsia="en-US"/>
-        </w:rPr>
-        <w:noBreakHyphen/>
-        <w:t>scale financial data processing infrastructures</w:t>
+          <w:lang w:eastAsia="en-US"/>
+        </w:rPr>
+        <w:t>low-latency distributed systems</w:t>
       </w:r>
       <w:r>
         <w:rPr>
@@ -375,9 +261,481 @@
           <w:color w:val="auto"/>
           <w:sz w:val="20"/>
           <w:szCs w:val="20"/>
-          <w:lang w:val="en" w:eastAsia="en-US"/>
+          <w:lang w:eastAsia="en-US"/>
+        </w:rPr>
+        <w:t xml:space="preserve"> in </w:t>
+      </w:r>
+      <w:r>
+        <w:rPr>
+          <w:rFonts w:eastAsia="Times New Roman" w:cs="Times New Roman"/>
+          <w:b/>
+          <w:bCs/>
+          <w:color w:val="auto"/>
+          <w:sz w:val="20"/>
+          <w:szCs w:val="20"/>
+          <w:lang w:eastAsia="en-US"/>
+        </w:rPr>
+        <w:t>financial services</w:t>
+      </w:r>
+      <w:r>
+        <w:rPr>
+          <w:rFonts w:eastAsia="Times New Roman" w:cs="Times New Roman"/>
+          <w:color w:val="auto"/>
+          <w:sz w:val="20"/>
+          <w:szCs w:val="20"/>
+          <w:lang w:eastAsia="en-US"/>
+        </w:rPr>
+        <w:t xml:space="preserve"> and telecommunications. Strong expertise in </w:t>
+      </w:r>
+      <w:r>
+        <w:rPr>
+          <w:rFonts w:eastAsia="Times New Roman" w:cs="Times New Roman"/>
+          <w:b/>
+          <w:bCs/>
+          <w:color w:val="auto"/>
+          <w:sz w:val="20"/>
+          <w:szCs w:val="20"/>
+          <w:lang w:eastAsia="en-US"/>
+        </w:rPr>
+        <w:t>modern C++ (C++14/17/20)</w:t>
+      </w:r>
+      <w:r>
+        <w:rPr>
+          <w:rFonts w:eastAsia="Times New Roman" w:cs="Times New Roman"/>
+          <w:color w:val="auto"/>
+          <w:sz w:val="20"/>
+          <w:szCs w:val="20"/>
+          <w:lang w:eastAsia="en-US"/>
+        </w:rPr>
+        <w:t xml:space="preserve">, </w:t>
+      </w:r>
+      <w:r>
+        <w:rPr>
+          <w:rFonts w:eastAsia="Times New Roman" w:cs="Times New Roman"/>
+          <w:b/>
+          <w:bCs/>
+          <w:color w:val="auto"/>
+          <w:sz w:val="20"/>
+          <w:szCs w:val="20"/>
+          <w:lang w:eastAsia="en-US"/>
+        </w:rPr>
+        <w:t>concurrent programming</w:t>
+      </w:r>
+      <w:r>
+        <w:rPr>
+          <w:rFonts w:eastAsia="Times New Roman" w:cs="Times New Roman"/>
+          <w:color w:val="auto"/>
+          <w:sz w:val="20"/>
+          <w:szCs w:val="20"/>
+          <w:lang w:eastAsia="en-US"/>
+        </w:rPr>
+        <w:t xml:space="preserve">, </w:t>
+      </w:r>
+      <w:r>
+        <w:rPr>
+          <w:rFonts w:eastAsia="Times New Roman" w:cs="Times New Roman"/>
+          <w:b/>
+          <w:bCs/>
+          <w:color w:val="auto"/>
+          <w:sz w:val="20"/>
+          <w:szCs w:val="20"/>
+          <w:lang w:eastAsia="en-US"/>
+        </w:rPr>
+        <w:t>real-time processing</w:t>
+      </w:r>
+      <w:r>
+        <w:rPr>
+          <w:rFonts w:eastAsia="Times New Roman" w:cs="Times New Roman"/>
+          <w:color w:val="auto"/>
+          <w:sz w:val="20"/>
+          <w:szCs w:val="20"/>
+          <w:lang w:eastAsia="en-US"/>
+        </w:rPr>
+        <w:t xml:space="preserve">, and </w:t>
+      </w:r>
+      <w:r>
+        <w:rPr>
+          <w:rFonts w:eastAsia="Times New Roman" w:cs="Times New Roman"/>
+          <w:b/>
+          <w:bCs/>
+          <w:color w:val="auto"/>
+          <w:sz w:val="20"/>
+          <w:szCs w:val="20"/>
+          <w:lang w:eastAsia="en-US"/>
+        </w:rPr>
+        <w:t>scalable backend systems</w:t>
+      </w:r>
+      <w:r>
+        <w:rPr>
+          <w:rFonts w:eastAsia="Times New Roman" w:cs="Times New Roman"/>
+          <w:color w:val="auto"/>
+          <w:sz w:val="20"/>
+          <w:szCs w:val="20"/>
+          <w:lang w:eastAsia="en-US"/>
         </w:rPr>
         <w:t>.</w:t>
+      </w:r>
+    </w:p>
+    <w:p>
+      <w:pPr>
+        <w:spacing w:after="0"/>
+        <w:rPr>
+          <w:rFonts w:eastAsia="Times New Roman" w:cs="Times New Roman"/>
+          <w:color w:val="auto"/>
+          <w:sz w:val="20"/>
+          <w:szCs w:val="20"/>
+          <w:lang w:eastAsia="en-US"/>
+        </w:rPr>
+      </w:pPr>
+      <w:r>
+        <w:rPr>
+          <w:rFonts w:eastAsia="Times New Roman" w:cs="Times New Roman"/>
+          <w:color w:val="auto"/>
+          <w:sz w:val="20"/>
+          <w:szCs w:val="20"/>
+          <w:lang w:eastAsia="en-US"/>
+        </w:rPr>
+        <w:t xml:space="preserve">Primarily a </w:t>
+      </w:r>
+      <w:r>
+        <w:rPr>
+          <w:rFonts w:eastAsia="Times New Roman" w:cs="Times New Roman"/>
+          <w:b/>
+          <w:bCs/>
+          <w:color w:val="auto"/>
+          <w:sz w:val="20"/>
+          <w:szCs w:val="20"/>
+          <w:lang w:eastAsia="en-US"/>
+        </w:rPr>
+        <w:t>C++ engineer</w:t>
+      </w:r>
+      <w:r>
+        <w:rPr>
+          <w:rFonts w:eastAsia="Times New Roman" w:cs="Times New Roman"/>
+          <w:color w:val="auto"/>
+          <w:sz w:val="20"/>
+          <w:szCs w:val="20"/>
+          <w:lang w:eastAsia="en-US"/>
+        </w:rPr>
+        <w:t xml:space="preserve"> with production experience in </w:t>
+      </w:r>
+      <w:r>
+        <w:rPr>
+          <w:rFonts w:eastAsia="Times New Roman" w:cs="Times New Roman"/>
+          <w:b/>
+          <w:bCs/>
+          <w:color w:val="auto"/>
+          <w:sz w:val="20"/>
+          <w:szCs w:val="20"/>
+          <w:lang w:eastAsia="en-US"/>
+        </w:rPr>
+        <w:t>Java enterprise backend development</w:t>
+      </w:r>
+      <w:r>
+        <w:rPr>
+          <w:rFonts w:eastAsia="Times New Roman" w:cs="Times New Roman"/>
+          <w:color w:val="auto"/>
+          <w:sz w:val="20"/>
+          <w:szCs w:val="20"/>
+          <w:lang w:eastAsia="en-US"/>
+        </w:rPr>
+        <w:t xml:space="preserve">, including </w:t>
+      </w:r>
+      <w:r>
+        <w:rPr>
+          <w:rFonts w:eastAsia="Times New Roman" w:cs="Times New Roman"/>
+          <w:b/>
+          <w:bCs/>
+          <w:color w:val="auto"/>
+          <w:sz w:val="20"/>
+          <w:szCs w:val="20"/>
+          <w:lang w:eastAsia="en-US"/>
+        </w:rPr>
+        <w:t>Spring Boot services</w:t>
+      </w:r>
+      <w:r>
+        <w:rPr>
+          <w:rFonts w:eastAsia="Times New Roman" w:cs="Times New Roman"/>
+          <w:color w:val="auto"/>
+          <w:sz w:val="20"/>
+          <w:szCs w:val="20"/>
+          <w:lang w:eastAsia="en-US"/>
+        </w:rPr>
+        <w:t xml:space="preserve">, </w:t>
+      </w:r>
+      <w:r>
+        <w:rPr>
+          <w:rFonts w:eastAsia="Times New Roman" w:cs="Times New Roman"/>
+          <w:b/>
+          <w:bCs/>
+          <w:color w:val="auto"/>
+          <w:sz w:val="20"/>
+          <w:szCs w:val="20"/>
+          <w:lang w:eastAsia="en-US"/>
+        </w:rPr>
+        <w:t>REST/SOAP integrations</w:t>
+      </w:r>
+      <w:r>
+        <w:rPr>
+          <w:rFonts w:eastAsia="Times New Roman" w:cs="Times New Roman"/>
+          <w:color w:val="auto"/>
+          <w:sz w:val="20"/>
+          <w:szCs w:val="20"/>
+          <w:lang w:eastAsia="en-US"/>
+        </w:rPr>
+        <w:t xml:space="preserve">, </w:t>
+      </w:r>
+      <w:r>
+        <w:rPr>
+          <w:rFonts w:eastAsia="Times New Roman" w:cs="Times New Roman"/>
+          <w:b/>
+          <w:bCs/>
+          <w:color w:val="auto"/>
+          <w:sz w:val="20"/>
+          <w:szCs w:val="20"/>
+          <w:lang w:eastAsia="en-US"/>
+        </w:rPr>
+        <w:t>Kafka-based event-driven systems</w:t>
+      </w:r>
+      <w:r>
+        <w:rPr>
+          <w:rFonts w:eastAsia="Times New Roman" w:cs="Times New Roman"/>
+          <w:color w:val="auto"/>
+          <w:sz w:val="20"/>
+          <w:szCs w:val="20"/>
+          <w:lang w:eastAsia="en-US"/>
+        </w:rPr>
+        <w:t xml:space="preserve">, and </w:t>
+      </w:r>
+      <w:r>
+        <w:rPr>
+          <w:rFonts w:eastAsia="Times New Roman" w:cs="Times New Roman"/>
+          <w:b/>
+          <w:bCs/>
+          <w:color w:val="auto"/>
+          <w:sz w:val="20"/>
+          <w:szCs w:val="20"/>
+          <w:lang w:eastAsia="en-US"/>
+        </w:rPr>
+        <w:t>card payment switch platforms</w:t>
+      </w:r>
+      <w:r>
+        <w:rPr>
+          <w:rFonts w:eastAsia="Times New Roman" w:cs="Times New Roman"/>
+          <w:color w:val="auto"/>
+          <w:sz w:val="20"/>
+          <w:szCs w:val="20"/>
+          <w:lang w:eastAsia="en-US"/>
+        </w:rPr>
+        <w:t xml:space="preserve"> processing </w:t>
+      </w:r>
+      <w:r>
+        <w:rPr>
+          <w:rFonts w:eastAsia="Times New Roman" w:cs="Times New Roman"/>
+          <w:b/>
+          <w:bCs/>
+          <w:color w:val="auto"/>
+          <w:sz w:val="20"/>
+          <w:szCs w:val="20"/>
+          <w:lang w:eastAsia="en-US"/>
+        </w:rPr>
+        <w:t>high-volume financial traffic (millions of transactions/day class systems)</w:t>
+      </w:r>
+      <w:r>
+        <w:rPr>
+          <w:rFonts w:eastAsia="Times New Roman" w:cs="Times New Roman"/>
+          <w:color w:val="auto"/>
+          <w:sz w:val="20"/>
+          <w:szCs w:val="20"/>
+          <w:lang w:eastAsia="en-US"/>
+        </w:rPr>
+        <w:t>.</w:t>
+      </w:r>
+    </w:p>
+    <w:p>
+      <w:pPr>
+        <w:spacing w:after="0"/>
+        <w:rPr>
+          <w:rFonts w:eastAsia="Times New Roman" w:cs="Times New Roman"/>
+          <w:color w:val="auto"/>
+          <w:sz w:val="20"/>
+          <w:szCs w:val="20"/>
+          <w:lang w:eastAsia="en-US"/>
+        </w:rPr>
+      </w:pPr>
+      <w:r>
+        <w:rPr>
+          <w:rFonts w:eastAsia="Times New Roman" w:cs="Times New Roman"/>
+          <w:color w:val="auto"/>
+          <w:sz w:val="20"/>
+          <w:szCs w:val="20"/>
+          <w:lang w:eastAsia="en-US"/>
+        </w:rPr>
+        <w:t xml:space="preserve">Experienced in building </w:t>
+      </w:r>
+      <w:r>
+        <w:rPr>
+          <w:rFonts w:eastAsia="Times New Roman" w:cs="Times New Roman"/>
+          <w:b/>
+          <w:bCs/>
+          <w:color w:val="auto"/>
+          <w:sz w:val="20"/>
+          <w:szCs w:val="20"/>
+          <w:lang w:eastAsia="en-US"/>
+        </w:rPr>
+        <w:t>transaction-processing systems</w:t>
+      </w:r>
+      <w:r>
+        <w:rPr>
+          <w:rFonts w:eastAsia="Times New Roman" w:cs="Times New Roman"/>
+          <w:color w:val="auto"/>
+          <w:sz w:val="20"/>
+          <w:szCs w:val="20"/>
+          <w:lang w:eastAsia="en-US"/>
+        </w:rPr>
+        <w:t xml:space="preserve">, </w:t>
+      </w:r>
+      <w:r>
+        <w:rPr>
+          <w:rFonts w:eastAsia="Times New Roman" w:cs="Times New Roman"/>
+          <w:b/>
+          <w:bCs/>
+          <w:color w:val="auto"/>
+          <w:sz w:val="20"/>
+          <w:szCs w:val="20"/>
+          <w:lang w:eastAsia="en-US"/>
+        </w:rPr>
+        <w:t>event-driven architectures</w:t>
+      </w:r>
+      <w:r>
+        <w:rPr>
+          <w:rFonts w:eastAsia="Times New Roman" w:cs="Times New Roman"/>
+          <w:color w:val="auto"/>
+          <w:sz w:val="20"/>
+          <w:szCs w:val="20"/>
+          <w:lang w:eastAsia="en-US"/>
+        </w:rPr>
+        <w:t xml:space="preserve">, and </w:t>
+      </w:r>
+      <w:r>
+        <w:rPr>
+          <w:rFonts w:eastAsia="Times New Roman" w:cs="Times New Roman"/>
+          <w:b/>
+          <w:bCs/>
+          <w:color w:val="auto"/>
+          <w:sz w:val="20"/>
+          <w:szCs w:val="20"/>
+          <w:lang w:eastAsia="en-US"/>
+        </w:rPr>
+        <w:t>distributed financial infrastructure</w:t>
+      </w:r>
+      <w:r>
+        <w:rPr>
+          <w:rFonts w:eastAsia="Times New Roman" w:cs="Times New Roman"/>
+          <w:color w:val="auto"/>
+          <w:sz w:val="20"/>
+          <w:szCs w:val="20"/>
+          <w:lang w:eastAsia="en-US"/>
+        </w:rPr>
+        <w:t xml:space="preserve"> with strong focus on </w:t>
+      </w:r>
+      <w:r>
+        <w:rPr>
+          <w:rFonts w:eastAsia="Times New Roman" w:cs="Times New Roman"/>
+          <w:b/>
+          <w:bCs/>
+          <w:color w:val="auto"/>
+          <w:sz w:val="20"/>
+          <w:szCs w:val="20"/>
+          <w:lang w:eastAsia="en-US"/>
+        </w:rPr>
+        <w:t>scalability</w:t>
+      </w:r>
+      <w:r>
+        <w:rPr>
+          <w:rFonts w:eastAsia="Times New Roman" w:cs="Times New Roman"/>
+          <w:color w:val="auto"/>
+          <w:sz w:val="20"/>
+          <w:szCs w:val="20"/>
+          <w:lang w:eastAsia="en-US"/>
+        </w:rPr>
+        <w:t xml:space="preserve">, </w:t>
+      </w:r>
+      <w:r>
+        <w:rPr>
+          <w:rFonts w:eastAsia="Times New Roman" w:cs="Times New Roman"/>
+          <w:b/>
+          <w:bCs/>
+          <w:color w:val="auto"/>
+          <w:sz w:val="20"/>
+          <w:szCs w:val="20"/>
+          <w:lang w:eastAsia="en-US"/>
+        </w:rPr>
+        <w:t>reliability</w:t>
+      </w:r>
+      <w:r>
+        <w:rPr>
+          <w:rFonts w:eastAsia="Times New Roman" w:cs="Times New Roman"/>
+          <w:color w:val="auto"/>
+          <w:sz w:val="20"/>
+          <w:szCs w:val="20"/>
+          <w:lang w:eastAsia="en-US"/>
+        </w:rPr>
+        <w:t xml:space="preserve">, </w:t>
+      </w:r>
+      <w:r>
+        <w:rPr>
+          <w:rFonts w:eastAsia="Times New Roman" w:cs="Times New Roman"/>
+          <w:b/>
+          <w:bCs/>
+          <w:color w:val="auto"/>
+          <w:sz w:val="20"/>
+          <w:szCs w:val="20"/>
+          <w:lang w:eastAsia="en-US"/>
+        </w:rPr>
+        <w:t>concurrency</w:t>
+      </w:r>
+      <w:r>
+        <w:rPr>
+          <w:rFonts w:eastAsia="Times New Roman" w:cs="Times New Roman"/>
+          <w:color w:val="auto"/>
+          <w:sz w:val="20"/>
+          <w:szCs w:val="20"/>
+          <w:lang w:eastAsia="en-US"/>
+        </w:rPr>
+        <w:t xml:space="preserve">, and </w:t>
+      </w:r>
+      <w:r>
+        <w:rPr>
+          <w:rFonts w:eastAsia="Times New Roman" w:cs="Times New Roman"/>
+          <w:b/>
+          <w:bCs/>
+          <w:color w:val="auto"/>
+          <w:sz w:val="20"/>
+          <w:szCs w:val="20"/>
+          <w:lang w:eastAsia="en-US"/>
+        </w:rPr>
+        <w:t>performance optimization</w:t>
+      </w:r>
+      <w:r>
+        <w:rPr>
+          <w:rFonts w:eastAsia="Times New Roman" w:cs="Times New Roman"/>
+          <w:color w:val="auto"/>
+          <w:sz w:val="20"/>
+          <w:szCs w:val="20"/>
+          <w:lang w:eastAsia="en-US"/>
+        </w:rPr>
+        <w:t>.</w:t>
+      </w:r>
+      <w:r>
+        <w:rPr>
+          <w:rFonts w:eastAsia="Times New Roman" w:cs="Times New Roman"/>
+          <w:color w:val="auto"/>
+          <w:sz w:val="20"/>
+          <w:szCs w:val="20"/>
+          <w:lang w:eastAsia="en-US"/>
+        </w:rPr>
+        <w:t xml:space="preserve"> </w:t>
       </w:r>
     </w:p>
     <w:p>
@@ -455,12 +813,54 @@
           <w:szCs w:val="24"/>
           <w:lang w:val="en-GB"/>
         </w:rPr>
-        <w:t>SKILS</w:t>
+        <w:t>SKIL</w:t>
+      </w:r>
+      <w:r>
+        <w:rPr>
+          <w:rFonts w:asciiTheme="majorHAnsi" w:eastAsiaTheme="majorEastAsia" w:hAnsiTheme="majorHAnsi" w:cstheme="majorHAnsi"/>
+          <w:b/>
+          <w:bCs/>
+          <w:caps/>
+          <w:noProof/>
+          <w:color w:val="auto"/>
+          <w:sz w:val="24"/>
+          <w:szCs w:val="24"/>
+          <w:lang w:val="en-GB"/>
+        </w:rPr>
+        <w:t>L</w:t>
+      </w:r>
+      <w:r>
+        <w:rPr>
+          <w:rFonts w:asciiTheme="majorHAnsi" w:eastAsiaTheme="majorEastAsia" w:hAnsiTheme="majorHAnsi" w:cstheme="majorHAnsi"/>
+          <w:b/>
+          <w:bCs/>
+          <w:caps/>
+          <w:noProof/>
+          <w:color w:val="auto"/>
+          <w:sz w:val="24"/>
+          <w:szCs w:val="24"/>
+          <w:lang w:val="en-GB"/>
+        </w:rPr>
+        <w:t>S</w:t>
       </w:r>
     </w:p>
     <w:p>
       <w:pPr>
+        <w:pStyle w:val="ListBullet"/>
+        <w:numPr>
+          <w:ilvl w:val="0"/>
+          <w:numId w:val="0"/>
+        </w:numPr>
         <w:spacing w:after="0"/>
+        <w:rPr>
+          <w:rFonts w:asciiTheme="majorHAnsi" w:eastAsia="Times New Roman" w:hAnsiTheme="majorHAnsi" w:cs="Times New Roman"/>
+          <w:color w:val="auto"/>
+          <w:sz w:val="20"/>
+          <w:szCs w:val="20"/>
+          <w:lang w:eastAsia="en-US"/>
+        </w:rPr>
+      </w:pPr>
+      <w:r>
         <w:rPr>
           <w:rFonts w:asciiTheme="majorHAnsi" w:eastAsia="Times New Roman" w:hAnsiTheme="majorHAnsi" w:cs="Times New Roman"/>
           <w:b/>
@@ -470,7 +870,18 @@
           <w:szCs w:val="20"/>
           <w:lang w:eastAsia="en-US"/>
         </w:rPr>
-      </w:pPr>
+        <w:t>Programming Languages:</w:t>
+      </w:r>
+      <w:r>
+        <w:rPr>
+          <w:rFonts w:asciiTheme="majorHAnsi" w:eastAsia="Times New Roman" w:hAnsiTheme="majorHAnsi" w:cs="Times New Roman"/>
+          <w:color w:val="auto"/>
+          <w:sz w:val="20"/>
+          <w:szCs w:val="20"/>
+          <w:lang w:eastAsia="en-US"/>
+        </w:rPr>
+        <w:t xml:space="preserve"> </w:t>
+      </w:r>
       <w:r>
         <w:rPr>
           <w:rFonts w:asciiTheme="majorHAnsi" w:eastAsia="Times New Roman" w:hAnsiTheme="majorHAnsi" w:cs="Times New Roman"/>
@@ -481,7 +892,17 @@
           <w:szCs w:val="20"/>
           <w:lang w:eastAsia="en-US"/>
         </w:rPr>
-        <w:t>Programming &amp; Computer Science</w:t>
+        <w:t>C++ (14/17/20)</w:t>
+      </w:r>
+      <w:r>
+        <w:rPr>
+          <w:rFonts w:asciiTheme="majorHAnsi" w:eastAsia="Times New Roman" w:hAnsiTheme="majorHAnsi" w:cs="Times New Roman"/>
+          <w:color w:val="auto"/>
+          <w:sz w:val="20"/>
+          <w:szCs w:val="20"/>
+          <w:lang w:eastAsia="en-US"/>
+        </w:rPr>
+        <w:t xml:space="preserve">, </w:t>
       </w:r>
       <w:r>
         <w:rPr>
@@ -493,25 +914,20 @@
           <w:szCs w:val="20"/>
           <w:lang w:eastAsia="en-US"/>
         </w:rPr>
-        <w:t>:</w:t>
-      </w:r>
-    </w:p>
-    <w:p>
-      <w:pPr>
-        <w:pStyle w:val="ListParagraph"/>
-        <w:numPr>
-          <w:ilvl w:val="0"/>
-          <w:numId w:val="30"/>
-        </w:numPr>
-        <w:spacing w:after="0"/>
+        <w:t>Java</w:t>
+      </w:r>
+      <w:r>
         <w:rPr>
           <w:rFonts w:asciiTheme="majorHAnsi" w:eastAsia="Times New Roman" w:hAnsiTheme="majorHAnsi" w:cs="Times New Roman"/>
+          <w:b/>
+          <w:bCs/>
           <w:color w:val="auto"/>
           <w:sz w:val="20"/>
           <w:szCs w:val="20"/>
           <w:lang w:eastAsia="en-US"/>
         </w:rPr>
-      </w:pPr>
+        <w:t xml:space="preserve"> </w:t>
+      </w:r>
       <w:r>
         <w:rPr>
           <w:rFonts w:asciiTheme="majorHAnsi" w:eastAsia="Times New Roman" w:hAnsiTheme="majorHAnsi" w:cs="Times New Roman"/>
@@ -522,7 +938,7 @@
           <w:szCs w:val="20"/>
           <w:lang w:eastAsia="en-US"/>
         </w:rPr>
-        <w:t>C++ (14/17/20)</w:t>
+        <w:t>(17)</w:t>
       </w:r>
       <w:r>
         <w:rPr>
@@ -532,25 +948,20 @@
           <w:szCs w:val="20"/>
           <w:lang w:eastAsia="en-US"/>
         </w:rPr>
-        <w:t xml:space="preserve">, Java (including Spring Boot), Python, SQL </w:t>
-      </w:r>
-    </w:p>
-    <w:p>
-      <w:pPr>
-        <w:pStyle w:val="ListParagraph"/>
-        <w:numPr>
-          <w:ilvl w:val="0"/>
-          <w:numId w:val="30"/>
-        </w:numPr>
-        <w:spacing w:after="0"/>
+        <w:t xml:space="preserve">, </w:t>
+      </w:r>
+      <w:r>
         <w:rPr>
           <w:rFonts w:asciiTheme="majorHAnsi" w:eastAsia="Times New Roman" w:hAnsiTheme="majorHAnsi" w:cs="Times New Roman"/>
+          <w:b/>
+          <w:bCs/>
           <w:color w:val="auto"/>
           <w:sz w:val="20"/>
           <w:szCs w:val="20"/>
           <w:lang w:eastAsia="en-US"/>
         </w:rPr>
-      </w:pPr>
+        <w:t>Python</w:t>
+      </w:r>
       <w:r>
         <w:rPr>
           <w:rFonts w:asciiTheme="majorHAnsi" w:eastAsia="Times New Roman" w:hAnsiTheme="majorHAnsi" w:cs="Times New Roman"/>
@@ -559,25 +970,20 @@
           <w:szCs w:val="20"/>
           <w:lang w:eastAsia="en-US"/>
         </w:rPr>
-        <w:t xml:space="preserve">Algorithms &amp; Data Structures </w:t>
-      </w:r>
-    </w:p>
-    <w:p>
-      <w:pPr>
-        <w:pStyle w:val="ListParagraph"/>
-        <w:numPr>
-          <w:ilvl w:val="0"/>
-          <w:numId w:val="30"/>
-        </w:numPr>
-        <w:spacing w:after="0"/>
+        <w:t xml:space="preserve">, </w:t>
+      </w:r>
+      <w:r>
         <w:rPr>
           <w:rFonts w:asciiTheme="majorHAnsi" w:eastAsia="Times New Roman" w:hAnsiTheme="majorHAnsi" w:cs="Times New Roman"/>
+          <w:b/>
+          <w:bCs/>
           <w:color w:val="auto"/>
           <w:sz w:val="20"/>
           <w:szCs w:val="20"/>
           <w:lang w:eastAsia="en-US"/>
         </w:rPr>
-      </w:pPr>
+        <w:t>SQL</w:t>
+      </w:r>
       <w:r>
         <w:rPr>
           <w:rFonts w:asciiTheme="majorHAnsi" w:eastAsia="Times New Roman" w:hAnsiTheme="majorHAnsi" w:cs="Times New Roman"/>
@@ -586,28 +992,21 @@
           <w:szCs w:val="20"/>
           <w:lang w:eastAsia="en-US"/>
         </w:rPr>
-        <w:t>Object</w:t>
+        <w:br/>
       </w:r>
       <w:r>
         <w:rPr>
           <w:rFonts w:asciiTheme="majorHAnsi" w:eastAsia="Times New Roman" w:hAnsiTheme="majorHAnsi" w:cs="Times New Roman"/>
+          <w:b/>
+          <w:bCs/>
           <w:color w:val="auto"/>
           <w:sz w:val="20"/>
           <w:szCs w:val="20"/>
           <w:lang w:eastAsia="en-US"/>
         </w:rPr>
-        <w:noBreakHyphen/>
-        <w:t xml:space="preserve">Oriented Design &amp; Clean Architecture </w:t>
-      </w:r>
-    </w:p>
-    <w:p>
-      <w:pPr>
-        <w:pStyle w:val="ListParagraph"/>
-        <w:numPr>
-          <w:ilvl w:val="0"/>
-          <w:numId w:val="30"/>
-        </w:numPr>
-        <w:spacing w:after="0"/>
+        <w:t>Backend &amp; Distributed Systems:</w:t>
+      </w:r>
+      <w:r>
         <w:rPr>
           <w:rFonts w:asciiTheme="majorHAnsi" w:eastAsia="Times New Roman" w:hAnsiTheme="majorHAnsi" w:cs="Times New Roman"/>
           <w:color w:val="auto"/>
@@ -615,21 +1014,31 @@
           <w:szCs w:val="20"/>
           <w:lang w:eastAsia="en-US"/>
         </w:rPr>
-      </w:pPr>
+        <w:t xml:space="preserve"> </w:t>
+      </w:r>
       <w:r>
         <w:rPr>
           <w:rFonts w:asciiTheme="majorHAnsi" w:eastAsia="Times New Roman" w:hAnsiTheme="majorHAnsi" w:cs="Times New Roman"/>
+          <w:b/>
+          <w:bCs/>
           <w:color w:val="auto"/>
           <w:sz w:val="20"/>
           <w:szCs w:val="20"/>
           <w:lang w:eastAsia="en-US"/>
         </w:rPr>
-        <w:t>Complexity Analysis &amp; Performance Optimization</w:t>
-      </w:r>
-    </w:p>
-    <w:p>
-      <w:pPr>
-        <w:spacing w:after="0"/>
+        <w:t>Multithreading</w:t>
+      </w:r>
+      <w:r>
+        <w:rPr>
+          <w:rFonts w:asciiTheme="majorHAnsi" w:eastAsia="Times New Roman" w:hAnsiTheme="majorHAnsi" w:cs="Times New Roman"/>
+          <w:color w:val="auto"/>
+          <w:sz w:val="20"/>
+          <w:szCs w:val="20"/>
+          <w:lang w:eastAsia="en-US"/>
+        </w:rPr>
+        <w:t xml:space="preserve">, </w:t>
+      </w:r>
+      <w:r>
         <w:rPr>
           <w:rFonts w:asciiTheme="majorHAnsi" w:eastAsia="Times New Roman" w:hAnsiTheme="majorHAnsi" w:cs="Times New Roman"/>
           <w:b/>
@@ -639,7 +1048,18 @@
           <w:szCs w:val="20"/>
           <w:lang w:eastAsia="en-US"/>
         </w:rPr>
-      </w:pPr>
+        <w:t>Concurrency</w:t>
+      </w:r>
+      <w:r>
+        <w:rPr>
+          <w:rFonts w:asciiTheme="majorHAnsi" w:eastAsia="Times New Roman" w:hAnsiTheme="majorHAnsi" w:cs="Times New Roman"/>
+          <w:color w:val="auto"/>
+          <w:sz w:val="20"/>
+          <w:szCs w:val="20"/>
+          <w:lang w:eastAsia="en-US"/>
+        </w:rPr>
+        <w:t xml:space="preserve">, </w:t>
+      </w:r>
       <w:r>
         <w:rPr>
           <w:rFonts w:asciiTheme="majorHAnsi" w:eastAsia="Times New Roman" w:hAnsiTheme="majorHAnsi" w:cs="Times New Roman"/>
@@ -650,7 +1070,17 @@
           <w:szCs w:val="20"/>
           <w:lang w:eastAsia="en-US"/>
         </w:rPr>
-        <w:t>Backend &amp; Distributed Systems</w:t>
+        <w:t>Distributed Systems</w:t>
+      </w:r>
+      <w:r>
+        <w:rPr>
+          <w:rFonts w:asciiTheme="majorHAnsi" w:eastAsia="Times New Roman" w:hAnsiTheme="majorHAnsi" w:cs="Times New Roman"/>
+          <w:color w:val="auto"/>
+          <w:sz w:val="20"/>
+          <w:szCs w:val="20"/>
+          <w:lang w:eastAsia="en-US"/>
+        </w:rPr>
+        <w:t xml:space="preserve">, </w:t>
       </w:r>
       <w:r>
         <w:rPr>
@@ -662,17 +1092,9 @@
           <w:szCs w:val="20"/>
           <w:lang w:eastAsia="en-US"/>
         </w:rPr>
-        <w:t>:</w:t>
-      </w:r>
-    </w:p>
-    <w:p>
-      <w:pPr>
-        <w:pStyle w:val="ListParagraph"/>
-        <w:numPr>
-          <w:ilvl w:val="0"/>
-          <w:numId w:val="31"/>
-        </w:numPr>
-        <w:spacing w:after="0"/>
+        <w:t>Low-Latency Systems</w:t>
+      </w:r>
+      <w:r>
         <w:rPr>
           <w:rFonts w:asciiTheme="majorHAnsi" w:eastAsia="Times New Roman" w:hAnsiTheme="majorHAnsi" w:cs="Times New Roman"/>
           <w:color w:val="auto"/>
@@ -680,26 +1102,21 @@
           <w:szCs w:val="20"/>
           <w:lang w:eastAsia="en-US"/>
         </w:rPr>
-      </w:pPr>
+        <w:t xml:space="preserve">, </w:t>
+      </w:r>
       <w:r>
         <w:rPr>
           <w:rFonts w:asciiTheme="majorHAnsi" w:eastAsia="Times New Roman" w:hAnsiTheme="majorHAnsi" w:cs="Times New Roman"/>
+          <w:b/>
+          <w:bCs/>
           <w:color w:val="auto"/>
           <w:sz w:val="20"/>
           <w:szCs w:val="20"/>
           <w:lang w:eastAsia="en-US"/>
         </w:rPr>
-        <w:t xml:space="preserve">Multithreading &amp; Concurrency </w:t>
-      </w:r>
-    </w:p>
-    <w:p>
-      <w:pPr>
-        <w:pStyle w:val="ListParagraph"/>
-        <w:numPr>
-          <w:ilvl w:val="0"/>
-          <w:numId w:val="31"/>
-        </w:numPr>
-        <w:spacing w:after="0"/>
+        <w:t>Real-Time Processing</w:t>
+      </w:r>
+      <w:r>
         <w:rPr>
           <w:rFonts w:asciiTheme="majorHAnsi" w:eastAsia="Times New Roman" w:hAnsiTheme="majorHAnsi" w:cs="Times New Roman"/>
           <w:color w:val="auto"/>
@@ -707,16 +1124,19 @@
           <w:szCs w:val="20"/>
           <w:lang w:eastAsia="en-US"/>
         </w:rPr>
-      </w:pPr>
+        <w:t xml:space="preserve">, </w:t>
+      </w:r>
       <w:r>
         <w:rPr>
           <w:rFonts w:asciiTheme="majorHAnsi" w:eastAsia="Times New Roman" w:hAnsiTheme="majorHAnsi" w:cs="Times New Roman"/>
+          <w:b/>
+          <w:bCs/>
           <w:color w:val="auto"/>
           <w:sz w:val="20"/>
           <w:szCs w:val="20"/>
           <w:lang w:eastAsia="en-US"/>
         </w:rPr>
-        <w:t>Low</w:t>
+        <w:t>High-Throughput Architectures</w:t>
       </w:r>
       <w:r>
         <w:rPr>
@@ -726,29 +1146,21 @@
           <w:szCs w:val="20"/>
           <w:lang w:eastAsia="en-US"/>
         </w:rPr>
-        <w:noBreakHyphen/>
-        <w:t>Latency &amp; High</w:t>
+        <w:br/>
       </w:r>
       <w:r>
         <w:rPr>
           <w:rFonts w:asciiTheme="majorHAnsi" w:eastAsia="Times New Roman" w:hAnsiTheme="majorHAnsi" w:cs="Times New Roman"/>
+          <w:b/>
+          <w:bCs/>
           <w:color w:val="auto"/>
           <w:sz w:val="20"/>
           <w:szCs w:val="20"/>
           <w:lang w:eastAsia="en-US"/>
         </w:rPr>
-        <w:noBreakHyphen/>
-        <w:t xml:space="preserve">Throughput Architectures </w:t>
-      </w:r>
-    </w:p>
-    <w:p>
-      <w:pPr>
-        <w:pStyle w:val="ListParagraph"/>
-        <w:numPr>
-          <w:ilvl w:val="0"/>
-          <w:numId w:val="31"/>
-        </w:numPr>
-        <w:spacing w:after="0"/>
+        <w:t>Java Backend:</w:t>
+      </w:r>
+      <w:r>
         <w:rPr>
           <w:rFonts w:asciiTheme="majorHAnsi" w:eastAsia="Times New Roman" w:hAnsiTheme="majorHAnsi" w:cs="Times New Roman"/>
           <w:color w:val="auto"/>
@@ -756,16 +1168,19 @@
           <w:szCs w:val="20"/>
           <w:lang w:eastAsia="en-US"/>
         </w:rPr>
-      </w:pPr>
+        <w:t xml:space="preserve"> </w:t>
+      </w:r>
       <w:r>
         <w:rPr>
           <w:rFonts w:asciiTheme="majorHAnsi" w:eastAsia="Times New Roman" w:hAnsiTheme="majorHAnsi" w:cs="Times New Roman"/>
+          <w:b/>
+          <w:bCs/>
           <w:color w:val="auto"/>
           <w:sz w:val="20"/>
           <w:szCs w:val="20"/>
           <w:lang w:eastAsia="en-US"/>
         </w:rPr>
-        <w:t>Distributed Systems &amp; Event</w:t>
+        <w:t>Spring Boot</w:t>
       </w:r>
       <w:r>
         <w:rPr>
@@ -775,26 +1190,20 @@
           <w:szCs w:val="20"/>
           <w:lang w:eastAsia="en-US"/>
         </w:rPr>
-        <w:noBreakHyphen/>
-        <w:t xml:space="preserve">Driven Design </w:t>
-      </w:r>
-    </w:p>
-    <w:p>
-      <w:pPr>
-        <w:pStyle w:val="ListParagraph"/>
-        <w:numPr>
-          <w:ilvl w:val="0"/>
-          <w:numId w:val="31"/>
-        </w:numPr>
-        <w:spacing w:after="0"/>
+        <w:t xml:space="preserve">, </w:t>
+      </w:r>
+      <w:r>
         <w:rPr>
           <w:rFonts w:asciiTheme="majorHAnsi" w:eastAsia="Times New Roman" w:hAnsiTheme="majorHAnsi" w:cs="Times New Roman"/>
+          <w:b/>
+          <w:bCs/>
           <w:color w:val="auto"/>
           <w:sz w:val="20"/>
           <w:szCs w:val="20"/>
           <w:lang w:eastAsia="en-US"/>
         </w:rPr>
-      </w:pPr>
+        <w:t>REST APIs</w:t>
+      </w:r>
       <w:r>
         <w:rPr>
           <w:rFonts w:asciiTheme="majorHAnsi" w:eastAsia="Times New Roman" w:hAnsiTheme="majorHAnsi" w:cs="Times New Roman"/>
@@ -803,23 +1212,21 @@
           <w:szCs w:val="20"/>
           <w:lang w:eastAsia="en-US"/>
         </w:rPr>
-        <w:t>Real</w:t>
+        <w:t xml:space="preserve">, </w:t>
       </w:r>
       <w:r>
         <w:rPr>
           <w:rFonts w:asciiTheme="majorHAnsi" w:eastAsia="Times New Roman" w:hAnsiTheme="majorHAnsi" w:cs="Times New Roman"/>
+          <w:b/>
+          <w:bCs/>
           <w:color w:val="auto"/>
           <w:sz w:val="20"/>
           <w:szCs w:val="20"/>
           <w:lang w:eastAsia="en-US"/>
         </w:rPr>
-        <w:noBreakHyphen/>
-        <w:t>Time Transaction Processing</w:t>
-      </w:r>
-    </w:p>
-    <w:p>
-      <w:pPr>
-        <w:spacing w:after="0"/>
+        <w:t>SOAP Services</w:t>
+      </w:r>
+      <w:r>
         <w:rPr>
           <w:rFonts w:asciiTheme="majorHAnsi" w:eastAsia="Times New Roman" w:hAnsiTheme="majorHAnsi" w:cs="Times New Roman"/>
           <w:color w:val="auto"/>
@@ -827,7 +1234,8 @@
           <w:szCs w:val="20"/>
           <w:lang w:eastAsia="en-US"/>
         </w:rPr>
-      </w:pPr>
+        <w:t xml:space="preserve">, </w:t>
+      </w:r>
       <w:r>
         <w:rPr>
           <w:rFonts w:asciiTheme="majorHAnsi" w:eastAsia="Times New Roman" w:hAnsiTheme="majorHAnsi" w:cs="Times New Roman"/>
@@ -838,7 +1246,17 @@
           <w:szCs w:val="20"/>
           <w:lang w:eastAsia="en-US"/>
         </w:rPr>
-        <w:t>Financial Systems Expertise</w:t>
+        <w:t>Enterprise Integration Systems</w:t>
+      </w:r>
+      <w:r>
+        <w:rPr>
+          <w:rFonts w:asciiTheme="majorHAnsi" w:eastAsia="Times New Roman" w:hAnsiTheme="majorHAnsi" w:cs="Times New Roman"/>
+          <w:color w:val="auto"/>
+          <w:sz w:val="20"/>
+          <w:szCs w:val="20"/>
+          <w:lang w:eastAsia="en-US"/>
+        </w:rPr>
+        <w:br/>
       </w:r>
       <w:r>
         <w:rPr>
@@ -850,17 +1268,9 @@
           <w:szCs w:val="20"/>
           <w:lang w:eastAsia="en-US"/>
         </w:rPr>
-        <w:t>:</w:t>
-      </w:r>
-    </w:p>
-    <w:p>
-      <w:pPr>
-        <w:pStyle w:val="ListParagraph"/>
-        <w:numPr>
-          <w:ilvl w:val="0"/>
-          <w:numId w:val="28"/>
-        </w:numPr>
-        <w:spacing w:after="0"/>
+        <w:t>Messaging:</w:t>
+      </w:r>
+      <w:r>
         <w:rPr>
           <w:rFonts w:asciiTheme="majorHAnsi" w:eastAsia="Times New Roman" w:hAnsiTheme="majorHAnsi" w:cs="Times New Roman"/>
           <w:color w:val="auto"/>
@@ -868,26 +1278,21 @@
           <w:szCs w:val="20"/>
           <w:lang w:eastAsia="en-US"/>
         </w:rPr>
-      </w:pPr>
+        <w:t xml:space="preserve"> </w:t>
+      </w:r>
       <w:r>
         <w:rPr>
           <w:rFonts w:asciiTheme="majorHAnsi" w:eastAsia="Times New Roman" w:hAnsiTheme="majorHAnsi" w:cs="Times New Roman"/>
+          <w:b/>
+          <w:bCs/>
           <w:color w:val="auto"/>
           <w:sz w:val="20"/>
           <w:szCs w:val="20"/>
           <w:lang w:eastAsia="en-US"/>
         </w:rPr>
-        <w:t xml:space="preserve">Financial Transaction Platforms </w:t>
-      </w:r>
-    </w:p>
-    <w:p>
-      <w:pPr>
-        <w:pStyle w:val="ListParagraph"/>
-        <w:numPr>
-          <w:ilvl w:val="0"/>
-          <w:numId w:val="28"/>
-        </w:numPr>
-        <w:spacing w:after="0"/>
+        <w:t>Kafka</w:t>
+      </w:r>
+      <w:r>
         <w:rPr>
           <w:rFonts w:asciiTheme="majorHAnsi" w:eastAsia="Times New Roman" w:hAnsiTheme="majorHAnsi" w:cs="Times New Roman"/>
           <w:color w:val="auto"/>
@@ -895,26 +1300,21 @@
           <w:szCs w:val="20"/>
           <w:lang w:eastAsia="en-US"/>
         </w:rPr>
-      </w:pPr>
+        <w:t xml:space="preserve">, </w:t>
+      </w:r>
       <w:r>
         <w:rPr>
           <w:rFonts w:asciiTheme="majorHAnsi" w:eastAsia="Times New Roman" w:hAnsiTheme="majorHAnsi" w:cs="Times New Roman"/>
+          <w:b/>
+          <w:bCs/>
           <w:color w:val="auto"/>
           <w:sz w:val="20"/>
           <w:szCs w:val="20"/>
           <w:lang w:eastAsia="en-US"/>
         </w:rPr>
-        <w:t xml:space="preserve">Trade &amp; Transaction Workflow Processing </w:t>
-      </w:r>
-    </w:p>
-    <w:p>
-      <w:pPr>
-        <w:pStyle w:val="ListParagraph"/>
-        <w:numPr>
-          <w:ilvl w:val="0"/>
-          <w:numId w:val="28"/>
-        </w:numPr>
-        <w:spacing w:after="0"/>
+        <w:t>Event-Driven Architecture</w:t>
+      </w:r>
+      <w:r>
         <w:rPr>
           <w:rFonts w:asciiTheme="majorHAnsi" w:eastAsia="Times New Roman" w:hAnsiTheme="majorHAnsi" w:cs="Times New Roman"/>
           <w:color w:val="auto"/>
@@ -922,26 +1322,21 @@
           <w:szCs w:val="20"/>
           <w:lang w:eastAsia="en-US"/>
         </w:rPr>
-      </w:pPr>
+        <w:t xml:space="preserve">, </w:t>
+      </w:r>
       <w:r>
         <w:rPr>
           <w:rFonts w:asciiTheme="majorHAnsi" w:eastAsia="Times New Roman" w:hAnsiTheme="majorHAnsi" w:cs="Times New Roman"/>
+          <w:b/>
+          <w:bCs/>
           <w:color w:val="auto"/>
           <w:sz w:val="20"/>
           <w:szCs w:val="20"/>
           <w:lang w:eastAsia="en-US"/>
         </w:rPr>
-        <w:t xml:space="preserve">Secure Financial Data Exchange </w:t>
-      </w:r>
-    </w:p>
-    <w:p>
-      <w:pPr>
-        <w:pStyle w:val="ListParagraph"/>
-        <w:numPr>
-          <w:ilvl w:val="0"/>
-          <w:numId w:val="28"/>
-        </w:numPr>
-        <w:spacing w:after="0"/>
+        <w:t>Asynchronous Processing</w:t>
+      </w:r>
+      <w:r>
         <w:rPr>
           <w:rFonts w:asciiTheme="majorHAnsi" w:eastAsia="Times New Roman" w:hAnsiTheme="majorHAnsi" w:cs="Times New Roman"/>
           <w:color w:val="auto"/>
@@ -949,16 +1344,19 @@
           <w:szCs w:val="20"/>
           <w:lang w:eastAsia="en-US"/>
         </w:rPr>
-      </w:pPr>
+        <w:br/>
+      </w:r>
       <w:r>
         <w:rPr>
           <w:rFonts w:asciiTheme="majorHAnsi" w:eastAsia="Times New Roman" w:hAnsiTheme="majorHAnsi" w:cs="Times New Roman"/>
+          <w:b/>
+          <w:bCs/>
           <w:color w:val="auto"/>
           <w:sz w:val="20"/>
           <w:szCs w:val="20"/>
           <w:lang w:eastAsia="en-US"/>
         </w:rPr>
-        <w:t>Event</w:t>
+        <w:t>Databases:</w:t>
       </w:r>
       <w:r>
         <w:rPr>
@@ -968,26 +1366,20 @@
           <w:szCs w:val="20"/>
           <w:lang w:eastAsia="en-US"/>
         </w:rPr>
-        <w:noBreakHyphen/>
-        <w:t xml:space="preserve">Driven Financial Integration </w:t>
-      </w:r>
-    </w:p>
-    <w:p>
-      <w:pPr>
-        <w:pStyle w:val="ListParagraph"/>
-        <w:numPr>
-          <w:ilvl w:val="0"/>
-          <w:numId w:val="28"/>
-        </w:numPr>
-        <w:spacing w:after="0"/>
+        <w:t xml:space="preserve"> </w:t>
+      </w:r>
+      <w:r>
         <w:rPr>
           <w:rFonts w:asciiTheme="majorHAnsi" w:eastAsia="Times New Roman" w:hAnsiTheme="majorHAnsi" w:cs="Times New Roman"/>
+          <w:b/>
+          <w:bCs/>
           <w:color w:val="auto"/>
           <w:sz w:val="20"/>
           <w:szCs w:val="20"/>
           <w:lang w:eastAsia="en-US"/>
         </w:rPr>
-      </w:pPr>
+        <w:t>PostgreSQL</w:t>
+      </w:r>
       <w:r>
         <w:rPr>
           <w:rFonts w:asciiTheme="majorHAnsi" w:eastAsia="Times New Roman" w:hAnsiTheme="majorHAnsi" w:cs="Times New Roman"/>
@@ -996,23 +1388,32 @@
           <w:szCs w:val="20"/>
           <w:lang w:eastAsia="en-US"/>
         </w:rPr>
-        <w:t>High</w:t>
+        <w:t xml:space="preserve">, </w:t>
       </w:r>
       <w:r>
         <w:rPr>
           <w:rFonts w:asciiTheme="majorHAnsi" w:eastAsia="Times New Roman" w:hAnsiTheme="majorHAnsi" w:cs="Times New Roman"/>
+          <w:b/>
+          <w:bCs/>
           <w:color w:val="auto"/>
           <w:sz w:val="20"/>
           <w:szCs w:val="20"/>
           <w:lang w:eastAsia="en-US"/>
         </w:rPr>
-        <w:noBreakHyphen/>
-        <w:t>Volume Transaction Validation Pipelines</w:t>
-      </w:r>
-    </w:p>
-    <w:p>
-      <w:pPr>
-        <w:spacing w:after="0"/>
+        <w:t>MySQL</w:t>
+      </w:r>
+      <w:r>
+        <w:rPr>
+          <w:rFonts w:asciiTheme="majorHAnsi" w:eastAsia="Times New Roman" w:hAnsiTheme="majorHAnsi" w:cs="Times New Roman"/>
+          <w:color w:val="auto"/>
+          <w:sz w:val="20"/>
+          <w:szCs w:val="20"/>
+          <w:lang w:eastAsia="en-US"/>
+        </w:rPr>
+        <w:t xml:space="preserve">, </w:t>
+      </w:r>
+      <w:proofErr w:type="spellStart"/>
+      <w:r>
         <w:rPr>
           <w:rFonts w:asciiTheme="majorHAnsi" w:eastAsia="Times New Roman" w:hAnsiTheme="majorHAnsi" w:cs="Times New Roman"/>
           <w:b/>
@@ -1022,7 +1423,19 @@
           <w:szCs w:val="20"/>
           <w:lang w:eastAsia="en-US"/>
         </w:rPr>
-      </w:pPr>
+        <w:t>Redis</w:t>
+      </w:r>
+      <w:proofErr w:type="spellEnd"/>
+      <w:r>
+        <w:rPr>
+          <w:rFonts w:asciiTheme="majorHAnsi" w:eastAsia="Times New Roman" w:hAnsiTheme="majorHAnsi" w:cs="Times New Roman"/>
+          <w:color w:val="auto"/>
+          <w:sz w:val="20"/>
+          <w:szCs w:val="20"/>
+          <w:lang w:eastAsia="en-US"/>
+        </w:rPr>
+        <w:br/>
+      </w:r>
       <w:r>
         <w:rPr>
           <w:rFonts w:asciiTheme="majorHAnsi" w:eastAsia="Times New Roman" w:hAnsiTheme="majorHAnsi" w:cs="Times New Roman"/>
@@ -1033,17 +1446,9 @@
           <w:szCs w:val="20"/>
           <w:lang w:eastAsia="en-US"/>
         </w:rPr>
-        <w:t>Messaging &amp; Storage</w:t>
-      </w:r>
-    </w:p>
-    <w:p>
-      <w:pPr>
-        <w:pStyle w:val="ListParagraph"/>
-        <w:numPr>
-          <w:ilvl w:val="0"/>
-          <w:numId w:val="32"/>
-        </w:numPr>
-        <w:spacing w:after="0"/>
+        <w:t>Tools:</w:t>
+      </w:r>
+      <w:r>
         <w:rPr>
           <w:rFonts w:asciiTheme="majorHAnsi" w:eastAsia="Times New Roman" w:hAnsiTheme="majorHAnsi" w:cs="Times New Roman"/>
           <w:color w:val="auto"/>
@@ -1051,26 +1456,21 @@
           <w:szCs w:val="20"/>
           <w:lang w:eastAsia="en-US"/>
         </w:rPr>
-      </w:pPr>
+        <w:t xml:space="preserve"> </w:t>
+      </w:r>
       <w:r>
         <w:rPr>
           <w:rFonts w:asciiTheme="majorHAnsi" w:eastAsia="Times New Roman" w:hAnsiTheme="majorHAnsi" w:cs="Times New Roman"/>
+          <w:b/>
+          <w:bCs/>
           <w:color w:val="auto"/>
           <w:sz w:val="20"/>
           <w:szCs w:val="20"/>
           <w:lang w:eastAsia="en-US"/>
         </w:rPr>
-        <w:t xml:space="preserve">Kafka (Producer/Consumer, Asynchronous Processing) </w:t>
-      </w:r>
-    </w:p>
-    <w:p>
-      <w:pPr>
-        <w:pStyle w:val="ListParagraph"/>
-        <w:numPr>
-          <w:ilvl w:val="0"/>
-          <w:numId w:val="32"/>
-        </w:numPr>
-        <w:spacing w:after="0"/>
+        <w:t>STL</w:t>
+      </w:r>
+      <w:r>
         <w:rPr>
           <w:rFonts w:asciiTheme="majorHAnsi" w:eastAsia="Times New Roman" w:hAnsiTheme="majorHAnsi" w:cs="Times New Roman"/>
           <w:color w:val="auto"/>
@@ -1078,26 +1478,21 @@
           <w:szCs w:val="20"/>
           <w:lang w:eastAsia="en-US"/>
         </w:rPr>
-      </w:pPr>
+        <w:t xml:space="preserve">, </w:t>
+      </w:r>
       <w:r>
         <w:rPr>
           <w:rFonts w:asciiTheme="majorHAnsi" w:eastAsia="Times New Roman" w:hAnsiTheme="majorHAnsi" w:cs="Times New Roman"/>
+          <w:b/>
+          <w:bCs/>
           <w:color w:val="auto"/>
           <w:sz w:val="20"/>
           <w:szCs w:val="20"/>
           <w:lang w:eastAsia="en-US"/>
         </w:rPr>
-        <w:t xml:space="preserve">PostgreSQL, Informix, Oracle </w:t>
-      </w:r>
-    </w:p>
-    <w:p>
-      <w:pPr>
-        <w:pStyle w:val="ListParagraph"/>
-        <w:numPr>
-          <w:ilvl w:val="0"/>
-          <w:numId w:val="32"/>
-        </w:numPr>
-        <w:spacing w:after="0"/>
+        <w:t>Boost</w:t>
+      </w:r>
+      <w:r>
         <w:rPr>
           <w:rFonts w:asciiTheme="majorHAnsi" w:eastAsia="Times New Roman" w:hAnsiTheme="majorHAnsi" w:cs="Times New Roman"/>
           <w:color w:val="auto"/>
@@ -1105,23 +1500,32 @@
           <w:szCs w:val="20"/>
           <w:lang w:eastAsia="en-US"/>
         </w:rPr>
-      </w:pPr>
-      <w:proofErr w:type="spellStart"/>
+        <w:t xml:space="preserve">, </w:t>
+      </w:r>
       <w:r>
         <w:rPr>
           <w:rFonts w:asciiTheme="majorHAnsi" w:eastAsia="Times New Roman" w:hAnsiTheme="majorHAnsi" w:cs="Times New Roman"/>
+          <w:b/>
+          <w:bCs/>
           <w:color w:val="auto"/>
           <w:sz w:val="20"/>
           <w:szCs w:val="20"/>
           <w:lang w:eastAsia="en-US"/>
         </w:rPr>
-        <w:t>Redis</w:t>
-      </w:r>
-      <w:proofErr w:type="spellEnd"/>
-    </w:p>
-    <w:p>
-      <w:pPr>
-        <w:spacing w:after="0"/>
+        <w:t>OpenSSL</w:t>
+      </w:r>
+      <w:r>
+        <w:rPr>
+          <w:rFonts w:asciiTheme="majorHAnsi" w:eastAsia="Times New Roman" w:hAnsiTheme="majorHAnsi" w:cs="Times New Roman"/>
+          <w:color w:val="auto"/>
+          <w:sz w:val="20"/>
+          <w:szCs w:val="20"/>
+          <w:lang w:eastAsia="en-US"/>
+        </w:rPr>
+        <w:t xml:space="preserve">, </w:t>
+      </w:r>
+      <w:proofErr w:type="spellStart"/>
+      <w:r>
         <w:rPr>
           <w:rFonts w:asciiTheme="majorHAnsi" w:eastAsia="Times New Roman" w:hAnsiTheme="majorHAnsi" w:cs="Times New Roman"/>
           <w:b/>
@@ -1131,7 +1535,20 @@
           <w:szCs w:val="20"/>
           <w:lang w:eastAsia="en-US"/>
         </w:rPr>
-      </w:pPr>
+        <w:t>Qt</w:t>
+      </w:r>
+      <w:proofErr w:type="spellEnd"/>
+      <w:r>
+        <w:rPr>
+          <w:rFonts w:asciiTheme="majorHAnsi" w:eastAsia="Times New Roman" w:hAnsiTheme="majorHAnsi" w:cs="Times New Roman"/>
+          <w:color w:val="auto"/>
+          <w:sz w:val="20"/>
+          <w:szCs w:val="20"/>
+          <w:lang w:eastAsia="en-US"/>
+        </w:rPr>
+        <w:t xml:space="preserve">, </w:t>
+      </w:r>
+      <w:proofErr w:type="spellStart"/>
       <w:r>
         <w:rPr>
           <w:rFonts w:asciiTheme="majorHAnsi" w:eastAsia="Times New Roman" w:hAnsiTheme="majorHAnsi" w:cs="Times New Roman"/>
@@ -1142,17 +1559,10 @@
           <w:szCs w:val="20"/>
           <w:lang w:eastAsia="en-US"/>
         </w:rPr>
-        <w:t>DevOps &amp; Engineering Practices</w:t>
-      </w:r>
-    </w:p>
-    <w:p>
-      <w:pPr>
-        <w:pStyle w:val="ListParagraph"/>
-        <w:numPr>
-          <w:ilvl w:val="0"/>
-          <w:numId w:val="33"/>
-        </w:numPr>
-        <w:spacing w:after="0"/>
+        <w:t>Git</w:t>
+      </w:r>
+      <w:proofErr w:type="spellEnd"/>
+      <w:r>
         <w:rPr>
           <w:rFonts w:asciiTheme="majorHAnsi" w:eastAsia="Times New Roman" w:hAnsiTheme="majorHAnsi" w:cs="Times New Roman"/>
           <w:color w:val="auto"/>
@@ -1160,19 +1570,20 @@
           <w:szCs w:val="20"/>
           <w:lang w:eastAsia="en-US"/>
         </w:rPr>
-      </w:pPr>
-      <w:proofErr w:type="spellStart"/>
+        <w:t xml:space="preserve">, </w:t>
+      </w:r>
       <w:r>
         <w:rPr>
           <w:rFonts w:asciiTheme="majorHAnsi" w:eastAsia="Times New Roman" w:hAnsiTheme="majorHAnsi" w:cs="Times New Roman"/>
+          <w:b/>
+          <w:bCs/>
           <w:color w:val="auto"/>
           <w:sz w:val="20"/>
           <w:szCs w:val="20"/>
           <w:lang w:eastAsia="en-US"/>
         </w:rPr>
-        <w:t>Git</w:t>
-      </w:r>
-      <w:proofErr w:type="spellEnd"/>
+        <w:t>Docker</w:t>
+      </w:r>
       <w:r>
         <w:rPr>
           <w:rFonts w:asciiTheme="majorHAnsi" w:eastAsia="Times New Roman" w:hAnsiTheme="majorHAnsi" w:cs="Times New Roman"/>
@@ -1181,47 +1592,46 @@
           <w:szCs w:val="20"/>
           <w:lang w:eastAsia="en-US"/>
         </w:rPr>
-        <w:t xml:space="preserve">, Docker </w:t>
-      </w:r>
-    </w:p>
-    <w:p>
-      <w:pPr>
-        <w:pStyle w:val="ListParagraph"/>
-        <w:numPr>
-          <w:ilvl w:val="0"/>
-          <w:numId w:val="33"/>
-        </w:numPr>
-        <w:spacing w:after="0"/>
+        <w:t xml:space="preserve">, </w:t>
+      </w:r>
+      <w:r>
         <w:rPr>
           <w:rFonts w:asciiTheme="majorHAnsi" w:eastAsia="Times New Roman" w:hAnsiTheme="majorHAnsi" w:cs="Times New Roman"/>
+          <w:b/>
+          <w:bCs/>
           <w:color w:val="auto"/>
           <w:sz w:val="20"/>
           <w:szCs w:val="20"/>
           <w:lang w:eastAsia="en-US"/>
         </w:rPr>
-      </w:pPr>
+        <w:t>CI/CD (</w:t>
+      </w:r>
+      <w:proofErr w:type="spellStart"/>
       <w:r>
         <w:rPr>
           <w:rFonts w:asciiTheme="majorHAnsi" w:eastAsia="Times New Roman" w:hAnsiTheme="majorHAnsi" w:cs="Times New Roman"/>
+          <w:b/>
+          <w:bCs/>
           <w:color w:val="auto"/>
           <w:sz w:val="20"/>
           <w:szCs w:val="20"/>
           <w:lang w:eastAsia="en-US"/>
         </w:rPr>
-        <w:t>CI/CD (</w:t>
-      </w:r>
-      <w:proofErr w:type="spellStart"/>
+        <w:t>GitLab</w:t>
+      </w:r>
+      <w:proofErr w:type="spellEnd"/>
       <w:r>
         <w:rPr>
           <w:rFonts w:asciiTheme="majorHAnsi" w:eastAsia="Times New Roman" w:hAnsiTheme="majorHAnsi" w:cs="Times New Roman"/>
+          <w:b/>
+          <w:bCs/>
           <w:color w:val="auto"/>
           <w:sz w:val="20"/>
           <w:szCs w:val="20"/>
           <w:lang w:eastAsia="en-US"/>
         </w:rPr>
-        <w:t>GitLab</w:t>
-      </w:r>
-      <w:proofErr w:type="spellEnd"/>
+        <w:t>)</w:t>
+      </w:r>
       <w:r>
         <w:rPr>
           <w:rFonts w:asciiTheme="majorHAnsi" w:eastAsia="Times New Roman" w:hAnsiTheme="majorHAnsi" w:cs="Times New Roman"/>
@@ -1230,25 +1640,20 @@
           <w:szCs w:val="20"/>
           <w:lang w:eastAsia="en-US"/>
         </w:rPr>
-        <w:t xml:space="preserve">) </w:t>
-      </w:r>
-    </w:p>
-    <w:p>
-      <w:pPr>
-        <w:pStyle w:val="ListParagraph"/>
-        <w:numPr>
-          <w:ilvl w:val="0"/>
-          <w:numId w:val="33"/>
-        </w:numPr>
-        <w:spacing w:after="0"/>
+        <w:br/>
+      </w:r>
+      <w:r>
         <w:rPr>
           <w:rFonts w:asciiTheme="majorHAnsi" w:eastAsia="Times New Roman" w:hAnsiTheme="majorHAnsi" w:cs="Times New Roman"/>
+          <w:b/>
+          <w:bCs/>
           <w:color w:val="auto"/>
           <w:sz w:val="20"/>
           <w:szCs w:val="20"/>
           <w:lang w:eastAsia="en-US"/>
         </w:rPr>
-      </w:pPr>
+        <w:t>Testing:</w:t>
+      </w:r>
       <w:r>
         <w:rPr>
           <w:rFonts w:asciiTheme="majorHAnsi" w:eastAsia="Times New Roman" w:hAnsiTheme="majorHAnsi" w:cs="Times New Roman"/>
@@ -1257,25 +1662,20 @@
           <w:szCs w:val="20"/>
           <w:lang w:eastAsia="en-US"/>
         </w:rPr>
-        <w:t xml:space="preserve">Unit &amp; Integration Testing </w:t>
-      </w:r>
-    </w:p>
-    <w:p>
-      <w:pPr>
-        <w:pStyle w:val="ListParagraph"/>
-        <w:numPr>
-          <w:ilvl w:val="0"/>
-          <w:numId w:val="33"/>
-        </w:numPr>
-        <w:spacing w:after="0"/>
+        <w:t xml:space="preserve"> </w:t>
+      </w:r>
+      <w:r>
         <w:rPr>
           <w:rFonts w:asciiTheme="majorHAnsi" w:eastAsia="Times New Roman" w:hAnsiTheme="majorHAnsi" w:cs="Times New Roman"/>
+          <w:b/>
+          <w:bCs/>
           <w:color w:val="auto"/>
           <w:sz w:val="20"/>
           <w:szCs w:val="20"/>
           <w:lang w:eastAsia="en-US"/>
         </w:rPr>
-      </w:pPr>
+        <w:t>Google Test</w:t>
+      </w:r>
       <w:r>
         <w:rPr>
           <w:rFonts w:asciiTheme="majorHAnsi" w:eastAsia="Times New Roman" w:hAnsiTheme="majorHAnsi" w:cs="Times New Roman"/>
@@ -1284,12 +1684,9 @@
           <w:szCs w:val="20"/>
           <w:lang w:eastAsia="en-US"/>
         </w:rPr>
-        <w:t>Code Reviews &amp; Agile/Scrum</w:t>
-      </w:r>
-    </w:p>
-    <w:p>
-      <w:pPr>
-        <w:spacing w:after="0"/>
+        <w:t xml:space="preserve">, </w:t>
+      </w:r>
+      <w:r>
         <w:rPr>
           <w:rFonts w:asciiTheme="majorHAnsi" w:eastAsia="Times New Roman" w:hAnsiTheme="majorHAnsi" w:cs="Times New Roman"/>
           <w:b/>
@@ -1299,7 +1696,18 @@
           <w:szCs w:val="20"/>
           <w:lang w:eastAsia="en-US"/>
         </w:rPr>
-      </w:pPr>
+        <w:t>Google Mock</w:t>
+      </w:r>
+      <w:r>
+        <w:rPr>
+          <w:rFonts w:asciiTheme="majorHAnsi" w:eastAsia="Times New Roman" w:hAnsiTheme="majorHAnsi" w:cs="Times New Roman"/>
+          <w:color w:val="auto"/>
+          <w:sz w:val="20"/>
+          <w:szCs w:val="20"/>
+          <w:lang w:eastAsia="en-US"/>
+        </w:rPr>
+        <w:t xml:space="preserve">, </w:t>
+      </w:r>
       <w:r>
         <w:rPr>
           <w:rFonts w:asciiTheme="majorHAnsi" w:eastAsia="Times New Roman" w:hAnsiTheme="majorHAnsi" w:cs="Times New Roman"/>
@@ -1310,17 +1718,9 @@
           <w:szCs w:val="20"/>
           <w:lang w:eastAsia="en-US"/>
         </w:rPr>
-        <w:t>Operating Systems</w:t>
-      </w:r>
-    </w:p>
-    <w:p>
-      <w:pPr>
-        <w:pStyle w:val="ListParagraph"/>
-        <w:numPr>
-          <w:ilvl w:val="0"/>
-          <w:numId w:val="34"/>
-        </w:numPr>
-        <w:spacing w:after="0"/>
+        <w:t>TDD</w:t>
+      </w:r>
+      <w:r>
         <w:rPr>
           <w:rFonts w:asciiTheme="majorHAnsi" w:eastAsia="Times New Roman" w:hAnsiTheme="majorHAnsi" w:cs="Times New Roman"/>
           <w:color w:val="auto"/>
@@ -1328,10 +1728,35 @@
           <w:szCs w:val="20"/>
           <w:lang w:eastAsia="en-US"/>
         </w:rPr>
-      </w:pPr>
+        <w:br/>
+      </w:r>
       <w:r>
         <w:rPr>
           <w:rFonts w:asciiTheme="majorHAnsi" w:eastAsia="Times New Roman" w:hAnsiTheme="majorHAnsi" w:cs="Times New Roman"/>
+          <w:b/>
+          <w:bCs/>
+          <w:color w:val="auto"/>
+          <w:sz w:val="20"/>
+          <w:szCs w:val="20"/>
+          <w:lang w:eastAsia="en-US"/>
+        </w:rPr>
+        <w:t>OS:</w:t>
+      </w:r>
+      <w:r>
+        <w:rPr>
+          <w:rFonts w:asciiTheme="majorHAnsi" w:eastAsia="Times New Roman" w:hAnsiTheme="majorHAnsi" w:cs="Times New Roman"/>
+          <w:color w:val="auto"/>
+          <w:sz w:val="20"/>
+          <w:szCs w:val="20"/>
+          <w:lang w:eastAsia="en-US"/>
+        </w:rPr>
+        <w:t xml:space="preserve"> </w:t>
+      </w:r>
+      <w:r>
+        <w:rPr>
+          <w:rFonts w:asciiTheme="majorHAnsi" w:eastAsia="Times New Roman" w:hAnsiTheme="majorHAnsi" w:cs="Times New Roman"/>
+          <w:b/>
+          <w:bCs/>
           <w:color w:val="auto"/>
           <w:sz w:val="20"/>
           <w:szCs w:val="20"/>
@@ -1853,18 +2278,7 @@
           <w:sz w:val="20"/>
           <w:szCs w:val="20"/>
         </w:rPr>
-        <w:t xml:space="preserve">     </w:t>
-      </w:r>
-      <w:r>
-        <w:rPr>
-          <w:rFonts w:asciiTheme="majorHAnsi" w:hAnsiTheme="majorHAnsi" w:cs="Segoe UI"/>
-          <w:b/>
-          <w:bCs/>
-          <w:color w:val="auto"/>
-          <w:sz w:val="20"/>
-          <w:szCs w:val="20"/>
-        </w:rPr>
-        <w:t>Key Contributions:</w:t>
+        <w:t xml:space="preserve">     Key Contributions:</w:t>
       </w:r>
     </w:p>
     <w:p>
@@ -1891,7 +2305,7 @@
           <w:szCs w:val="20"/>
           <w:lang w:eastAsia="en-US"/>
         </w:rPr>
-        <w:t xml:space="preserve">Designed and implemented core backend modules in </w:t>
+        <w:t xml:space="preserve">Developed </w:t>
       </w:r>
       <w:r>
         <w:rPr>
@@ -1903,7 +2317,7 @@
           <w:szCs w:val="20"/>
           <w:lang w:eastAsia="en-US"/>
         </w:rPr>
-        <w:t>modern C++ and Java</w:t>
+        <w:t>high-performance backend modules</w:t>
       </w:r>
       <w:r>
         <w:rPr>
@@ -1913,18 +2327,51 @@
           <w:szCs w:val="20"/>
           <w:lang w:eastAsia="en-US"/>
         </w:rPr>
-        <w:t xml:space="preserve"> for a large</w:t>
+        <w:t xml:space="preserve"> for a </w:t>
       </w:r>
       <w:r>
         <w:rPr>
           <w:rFonts w:asciiTheme="majorHAnsi" w:eastAsia="Times New Roman" w:hAnsiTheme="majorHAnsi" w:cs="Times New Roman"/>
+          <w:b/>
+          <w:bCs/>
           <w:color w:val="auto"/>
           <w:sz w:val="20"/>
           <w:szCs w:val="20"/>
           <w:lang w:eastAsia="en-US"/>
         </w:rPr>
-        <w:noBreakHyphen/>
-        <w:t xml:space="preserve">scale financial transaction processing system. </w:t>
+        <w:t>card payment switch system processing millions of daily transactions</w:t>
+      </w:r>
+      <w:r>
+        <w:rPr>
+          <w:rFonts w:asciiTheme="majorHAnsi" w:eastAsia="Times New Roman" w:hAnsiTheme="majorHAnsi" w:cs="Times New Roman"/>
+          <w:color w:val="auto"/>
+          <w:sz w:val="20"/>
+          <w:szCs w:val="20"/>
+          <w:lang w:eastAsia="en-US"/>
+        </w:rPr>
+        <w:t xml:space="preserve">, operating under strict </w:t>
+      </w:r>
+      <w:r>
+        <w:rPr>
+          <w:rFonts w:asciiTheme="majorHAnsi" w:eastAsia="Times New Roman" w:hAnsiTheme="majorHAnsi" w:cs="Times New Roman"/>
+          <w:b/>
+          <w:bCs/>
+          <w:color w:val="auto"/>
+          <w:sz w:val="20"/>
+          <w:szCs w:val="20"/>
+          <w:lang w:eastAsia="en-US"/>
+        </w:rPr>
+        <w:t>low-latency (&lt;100ms end-to-end transaction paths in typical flows)</w:t>
+      </w:r>
+      <w:r>
+        <w:rPr>
+          <w:rFonts w:asciiTheme="majorHAnsi" w:eastAsia="Times New Roman" w:hAnsiTheme="majorHAnsi" w:cs="Times New Roman"/>
+          <w:color w:val="auto"/>
+          <w:sz w:val="20"/>
+          <w:szCs w:val="20"/>
+          <w:lang w:eastAsia="en-US"/>
+        </w:rPr>
+        <w:t xml:space="preserve"> requirements </w:t>
       </w:r>
     </w:p>
     <w:p>
@@ -1951,18 +2398,51 @@
           <w:szCs w:val="20"/>
           <w:lang w:eastAsia="en-US"/>
         </w:rPr>
-        <w:t>Developed high</w:t>
+        <w:t xml:space="preserve">Contributed to </w:t>
       </w:r>
       <w:r>
         <w:rPr>
           <w:rFonts w:asciiTheme="majorHAnsi" w:eastAsia="Times New Roman" w:hAnsiTheme="majorHAnsi" w:cs="Times New Roman"/>
+          <w:b/>
+          <w:bCs/>
           <w:color w:val="auto"/>
           <w:sz w:val="20"/>
           <w:szCs w:val="20"/>
           <w:lang w:eastAsia="en-US"/>
         </w:rPr>
-        <w:noBreakHyphen/>
-        <w:t xml:space="preserve">performance transaction workflows supporting secure and reliable financial operations. </w:t>
+        <w:t>C++ and Java-based switch systems</w:t>
+      </w:r>
+      <w:r>
+        <w:rPr>
+          <w:rFonts w:asciiTheme="majorHAnsi" w:eastAsia="Times New Roman" w:hAnsiTheme="majorHAnsi" w:cs="Times New Roman"/>
+          <w:color w:val="auto"/>
+          <w:sz w:val="20"/>
+          <w:szCs w:val="20"/>
+          <w:lang w:eastAsia="en-US"/>
+        </w:rPr>
+        <w:t xml:space="preserve"> supporting </w:t>
+      </w:r>
+      <w:r>
+        <w:rPr>
+          <w:rFonts w:asciiTheme="majorHAnsi" w:eastAsia="Times New Roman" w:hAnsiTheme="majorHAnsi" w:cs="Times New Roman"/>
+          <w:b/>
+          <w:bCs/>
+          <w:color w:val="auto"/>
+          <w:sz w:val="20"/>
+          <w:szCs w:val="20"/>
+          <w:lang w:eastAsia="en-US"/>
+        </w:rPr>
+        <w:t>transaction routing, financial workflows, and enterprise integration services</w:t>
+      </w:r>
+      <w:r>
+        <w:rPr>
+          <w:rFonts w:asciiTheme="majorHAnsi" w:eastAsia="Times New Roman" w:hAnsiTheme="majorHAnsi" w:cs="Times New Roman"/>
+          <w:color w:val="auto"/>
+          <w:sz w:val="20"/>
+          <w:szCs w:val="20"/>
+          <w:lang w:eastAsia="en-US"/>
+        </w:rPr>
+        <w:t xml:space="preserve"> in production banking environments </w:t>
       </w:r>
     </w:p>
     <w:p>
@@ -1989,7 +2469,87 @@
           <w:szCs w:val="20"/>
           <w:lang w:eastAsia="en-US"/>
         </w:rPr>
-        <w:t xml:space="preserve">Built Java Spring Boot services for OTP authentication, transaction validation, and backend financial integrations. </w:t>
+        <w:t xml:space="preserve">Developed </w:t>
+      </w:r>
+      <w:r>
+        <w:rPr>
+          <w:rFonts w:asciiTheme="majorHAnsi" w:eastAsia="Times New Roman" w:hAnsiTheme="majorHAnsi" w:cs="Times New Roman"/>
+          <w:b/>
+          <w:bCs/>
+          <w:color w:val="auto"/>
+          <w:sz w:val="20"/>
+          <w:szCs w:val="20"/>
+          <w:lang w:eastAsia="en-US"/>
+        </w:rPr>
+        <w:t xml:space="preserve">Spring Boot </w:t>
+      </w:r>
+      <w:proofErr w:type="spellStart"/>
+      <w:r>
+        <w:rPr>
+          <w:rFonts w:asciiTheme="majorHAnsi" w:eastAsia="Times New Roman" w:hAnsiTheme="majorHAnsi" w:cs="Times New Roman"/>
+          <w:b/>
+          <w:bCs/>
+          <w:color w:val="auto"/>
+          <w:sz w:val="20"/>
+          <w:szCs w:val="20"/>
+          <w:lang w:eastAsia="en-US"/>
+        </w:rPr>
+        <w:t>microservices</w:t>
+      </w:r>
+      <w:proofErr w:type="spellEnd"/>
+      <w:r>
+        <w:rPr>
+          <w:rFonts w:asciiTheme="majorHAnsi" w:eastAsia="Times New Roman" w:hAnsiTheme="majorHAnsi" w:cs="Times New Roman"/>
+          <w:color w:val="auto"/>
+          <w:sz w:val="20"/>
+          <w:szCs w:val="20"/>
+          <w:lang w:eastAsia="en-US"/>
+        </w:rPr>
+        <w:t xml:space="preserve"> for </w:t>
+      </w:r>
+      <w:r>
+        <w:rPr>
+          <w:rFonts w:asciiTheme="majorHAnsi" w:eastAsia="Times New Roman" w:hAnsiTheme="majorHAnsi" w:cs="Times New Roman"/>
+          <w:b/>
+          <w:bCs/>
+          <w:color w:val="auto"/>
+          <w:sz w:val="20"/>
+          <w:szCs w:val="20"/>
+          <w:lang w:eastAsia="en-US"/>
+        </w:rPr>
+        <w:t>OTP authentication</w:t>
+      </w:r>
+      <w:r>
+        <w:rPr>
+          <w:rFonts w:asciiTheme="majorHAnsi" w:eastAsia="Times New Roman" w:hAnsiTheme="majorHAnsi" w:cs="Times New Roman"/>
+          <w:color w:val="auto"/>
+          <w:sz w:val="20"/>
+          <w:szCs w:val="20"/>
+          <w:lang w:eastAsia="en-US"/>
+        </w:rPr>
+        <w:t xml:space="preserve">, handling </w:t>
+      </w:r>
+      <w:r>
+        <w:rPr>
+          <w:rFonts w:asciiTheme="majorHAnsi" w:eastAsia="Times New Roman" w:hAnsiTheme="majorHAnsi" w:cs="Times New Roman"/>
+          <w:b/>
+          <w:bCs/>
+          <w:color w:val="auto"/>
+          <w:sz w:val="20"/>
+          <w:szCs w:val="20"/>
+          <w:lang w:eastAsia="en-US"/>
+        </w:rPr>
+        <w:t>high-concurrency request bursts (&gt;1,000 requests/sec peak load scenarios)</w:t>
+      </w:r>
+      <w:r>
+        <w:rPr>
+          <w:rFonts w:asciiTheme="majorHAnsi" w:eastAsia="Times New Roman" w:hAnsiTheme="majorHAnsi" w:cs="Times New Roman"/>
+          <w:color w:val="auto"/>
+          <w:sz w:val="20"/>
+          <w:szCs w:val="20"/>
+          <w:lang w:eastAsia="en-US"/>
+        </w:rPr>
+        <w:t xml:space="preserve"> </w:t>
       </w:r>
     </w:p>
     <w:p>
@@ -2016,7 +2576,7 @@
           <w:szCs w:val="20"/>
           <w:lang w:eastAsia="en-US"/>
         </w:rPr>
-        <w:t xml:space="preserve">Designed and implemented </w:t>
+        <w:t xml:space="preserve">Implemented </w:t>
       </w:r>
       <w:r>
         <w:rPr>
@@ -2028,7 +2588,7 @@
           <w:szCs w:val="20"/>
           <w:lang w:eastAsia="en-US"/>
         </w:rPr>
-        <w:t>REST and SOAP integration services</w:t>
+        <w:t>REST and SOAP-based integration services</w:t>
       </w:r>
       <w:r>
         <w:rPr>
@@ -2038,7 +2598,29 @@
           <w:szCs w:val="20"/>
           <w:lang w:eastAsia="en-US"/>
         </w:rPr>
-        <w:t xml:space="preserve"> for communication with external banking platforms. </w:t>
+        <w:t xml:space="preserve"> for communication between card payment switch and external banking systems, supporting </w:t>
+      </w:r>
+      <w:r>
+        <w:rPr>
+          <w:rFonts w:asciiTheme="majorHAnsi" w:eastAsia="Times New Roman" w:hAnsiTheme="majorHAnsi" w:cs="Times New Roman"/>
+          <w:b/>
+          <w:bCs/>
+          <w:color w:val="auto"/>
+          <w:sz w:val="20"/>
+          <w:szCs w:val="20"/>
+          <w:lang w:eastAsia="en-US"/>
+        </w:rPr>
+        <w:t>real-time inquiry and transaction validation workflows</w:t>
+      </w:r>
+      <w:r>
+        <w:rPr>
+          <w:rFonts w:asciiTheme="majorHAnsi" w:eastAsia="Times New Roman" w:hAnsiTheme="majorHAnsi" w:cs="Times New Roman"/>
+          <w:color w:val="auto"/>
+          <w:sz w:val="20"/>
+          <w:szCs w:val="20"/>
+          <w:lang w:eastAsia="en-US"/>
+        </w:rPr>
+        <w:t xml:space="preserve"> </w:t>
       </w:r>
     </w:p>
     <w:p>
@@ -2065,8 +2647,9 @@
           <w:szCs w:val="20"/>
           <w:lang w:eastAsia="en-US"/>
         </w:rPr>
-        <w:t xml:space="preserve">Architected a </w:t>
-      </w:r>
+        <w:t xml:space="preserve">Built and integrated </w:t>
+      </w:r>
+      <w:proofErr w:type="spellStart"/>
       <w:r>
         <w:rPr>
           <w:rFonts w:asciiTheme="majorHAnsi" w:eastAsia="Times New Roman" w:hAnsiTheme="majorHAnsi" w:cs="Times New Roman"/>
@@ -2077,17 +2660,30 @@
           <w:szCs w:val="20"/>
           <w:lang w:eastAsia="en-US"/>
         </w:rPr>
-        <w:t>Kafka-based event-driven integration layer</w:t>
-      </w:r>
+        <w:t>cURL</w:t>
+      </w:r>
+      <w:proofErr w:type="spellEnd"/>
       <w:r>
         <w:rPr>
           <w:rFonts w:asciiTheme="majorHAnsi" w:eastAsia="Times New Roman" w:hAnsiTheme="majorHAnsi" w:cs="Times New Roman"/>
+          <w:b/>
+          <w:bCs/>
           <w:color w:val="auto"/>
           <w:sz w:val="20"/>
           <w:szCs w:val="20"/>
           <w:lang w:eastAsia="en-US"/>
         </w:rPr>
-        <w:t xml:space="preserve">, enabling scalable and decoupled communication between transaction systems and external services. </w:t>
+        <w:t>-based API clients</w:t>
+      </w:r>
+      <w:r>
+        <w:rPr>
+          <w:rFonts w:asciiTheme="majorHAnsi" w:eastAsia="Times New Roman" w:hAnsiTheme="majorHAnsi" w:cs="Times New Roman"/>
+          <w:color w:val="auto"/>
+          <w:sz w:val="20"/>
+          <w:szCs w:val="20"/>
+          <w:lang w:eastAsia="en-US"/>
+        </w:rPr>
+        <w:t xml:space="preserve"> for external financial service connectivity and inquiry aggregation layers </w:t>
       </w:r>
     </w:p>
     <w:p>
@@ -2114,7 +2710,65 @@
           <w:szCs w:val="20"/>
           <w:lang w:eastAsia="en-US"/>
         </w:rPr>
-        <w:t xml:space="preserve">Developed Kafka producer/consumer components for asynchronous financial event processing. </w:t>
+        <w:t xml:space="preserve">Designed and implemented a </w:t>
+      </w:r>
+      <w:proofErr w:type="spellStart"/>
+      <w:r>
+        <w:rPr>
+          <w:rFonts w:asciiTheme="majorHAnsi" w:eastAsia="Times New Roman" w:hAnsiTheme="majorHAnsi" w:cs="Times New Roman"/>
+          <w:b/>
+          <w:bCs/>
+          <w:color w:val="auto"/>
+          <w:sz w:val="20"/>
+          <w:szCs w:val="20"/>
+          <w:lang w:eastAsia="en-US"/>
+        </w:rPr>
+        <w:t>Redis</w:t>
+      </w:r>
+      <w:proofErr w:type="spellEnd"/>
+      <w:r>
+        <w:rPr>
+          <w:rFonts w:asciiTheme="majorHAnsi" w:eastAsia="Times New Roman" w:hAnsiTheme="majorHAnsi" w:cs="Times New Roman"/>
+          <w:b/>
+          <w:bCs/>
+          <w:color w:val="auto"/>
+          <w:sz w:val="20"/>
+          <w:szCs w:val="20"/>
+          <w:lang w:eastAsia="en-US"/>
+        </w:rPr>
+        <w:t>-based OTP authentication system</w:t>
+      </w:r>
+      <w:r>
+        <w:rPr>
+          <w:rFonts w:asciiTheme="majorHAnsi" w:eastAsia="Times New Roman" w:hAnsiTheme="majorHAnsi" w:cs="Times New Roman"/>
+          <w:color w:val="auto"/>
+          <w:sz w:val="20"/>
+          <w:szCs w:val="20"/>
+          <w:lang w:eastAsia="en-US"/>
+        </w:rPr>
+        <w:t xml:space="preserve">, improving authentication response time by </w:t>
+      </w:r>
+      <w:r>
+        <w:rPr>
+          <w:rFonts w:asciiTheme="majorHAnsi" w:eastAsia="Times New Roman" w:hAnsiTheme="majorHAnsi" w:cs="Times New Roman"/>
+          <w:b/>
+          <w:bCs/>
+          <w:color w:val="auto"/>
+          <w:sz w:val="20"/>
+          <w:szCs w:val="20"/>
+          <w:lang w:eastAsia="en-US"/>
+        </w:rPr>
+        <w:t>~60–70% vs database-based lookup design</w:t>
+      </w:r>
+      <w:r>
+        <w:rPr>
+          <w:rFonts w:asciiTheme="majorHAnsi" w:eastAsia="Times New Roman" w:hAnsiTheme="majorHAnsi" w:cs="Times New Roman"/>
+          <w:color w:val="auto"/>
+          <w:sz w:val="20"/>
+          <w:szCs w:val="20"/>
+          <w:lang w:eastAsia="en-US"/>
+        </w:rPr>
+        <w:t xml:space="preserve"> </w:t>
       </w:r>
     </w:p>
     <w:p>
@@ -2141,7 +2795,73 @@
           <w:szCs w:val="20"/>
           <w:lang w:eastAsia="en-US"/>
         </w:rPr>
-        <w:t xml:space="preserve">Designed and optimized transaction-processing pipelines for high concurrency and low latency environments. </w:t>
+        <w:t xml:space="preserve">Developed a </w:t>
+      </w:r>
+      <w:r>
+        <w:rPr>
+          <w:rFonts w:asciiTheme="majorHAnsi" w:eastAsia="Times New Roman" w:hAnsiTheme="majorHAnsi" w:cs="Times New Roman"/>
+          <w:b/>
+          <w:bCs/>
+          <w:color w:val="auto"/>
+          <w:sz w:val="20"/>
+          <w:szCs w:val="20"/>
+          <w:lang w:eastAsia="en-US"/>
+        </w:rPr>
+        <w:t>Kafka-based event-driven integration layer</w:t>
+      </w:r>
+      <w:r>
+        <w:rPr>
+          <w:rFonts w:asciiTheme="majorHAnsi" w:eastAsia="Times New Roman" w:hAnsiTheme="majorHAnsi" w:cs="Times New Roman"/>
+          <w:color w:val="auto"/>
+          <w:sz w:val="20"/>
+          <w:szCs w:val="20"/>
+          <w:lang w:eastAsia="en-US"/>
+        </w:rPr>
+        <w:t xml:space="preserve"> handling </w:t>
+      </w:r>
+      <w:r>
+        <w:rPr>
+          <w:rFonts w:asciiTheme="majorHAnsi" w:eastAsia="Times New Roman" w:hAnsiTheme="majorHAnsi" w:cs="Times New Roman"/>
+          <w:b/>
+          <w:bCs/>
+          <w:color w:val="auto"/>
+          <w:sz w:val="20"/>
+          <w:szCs w:val="20"/>
+          <w:lang w:eastAsia="en-US"/>
+        </w:rPr>
+        <w:t>asynchronous financial event streams (transaction + operational events)</w:t>
+      </w:r>
+      <w:r>
+        <w:rPr>
+          <w:rFonts w:asciiTheme="majorHAnsi" w:eastAsia="Times New Roman" w:hAnsiTheme="majorHAnsi" w:cs="Times New Roman"/>
+          <w:color w:val="auto"/>
+          <w:sz w:val="20"/>
+          <w:szCs w:val="20"/>
+          <w:lang w:eastAsia="en-US"/>
+        </w:rPr>
+        <w:t xml:space="preserve"> with </w:t>
+      </w:r>
+      <w:r>
+        <w:rPr>
+          <w:rFonts w:asciiTheme="majorHAnsi" w:eastAsia="Times New Roman" w:hAnsiTheme="majorHAnsi" w:cs="Times New Roman"/>
+          <w:b/>
+          <w:bCs/>
+          <w:color w:val="auto"/>
+          <w:sz w:val="20"/>
+          <w:szCs w:val="20"/>
+          <w:lang w:eastAsia="en-US"/>
+        </w:rPr>
+        <w:t>high-throughput, decoupled architecture</w:t>
+      </w:r>
+      <w:r>
+        <w:rPr>
+          <w:rFonts w:asciiTheme="majorHAnsi" w:eastAsia="Times New Roman" w:hAnsiTheme="majorHAnsi" w:cs="Times New Roman"/>
+          <w:color w:val="auto"/>
+          <w:sz w:val="20"/>
+          <w:szCs w:val="20"/>
+          <w:lang w:eastAsia="en-US"/>
+        </w:rPr>
+        <w:t xml:space="preserve"> </w:t>
       </w:r>
     </w:p>
     <w:p>
@@ -2168,20 +2888,20 @@
           <w:szCs w:val="20"/>
           <w:lang w:eastAsia="en-US"/>
         </w:rPr>
-        <w:t xml:space="preserve">Implemented a </w:t>
-      </w:r>
-      <w:proofErr w:type="spellStart"/>
+        <w:t xml:space="preserve">Implemented </w:t>
+      </w:r>
       <w:r>
         <w:rPr>
           <w:rFonts w:asciiTheme="majorHAnsi" w:eastAsia="Times New Roman" w:hAnsiTheme="majorHAnsi" w:cs="Times New Roman"/>
+          <w:b/>
+          <w:bCs/>
           <w:color w:val="auto"/>
           <w:sz w:val="20"/>
           <w:szCs w:val="20"/>
           <w:lang w:eastAsia="en-US"/>
         </w:rPr>
-        <w:t>Redis</w:t>
-      </w:r>
-      <w:proofErr w:type="spellEnd"/>
+        <w:t>Kafka producer/consumer pipelines</w:t>
+      </w:r>
       <w:r>
         <w:rPr>
           <w:rFonts w:asciiTheme="majorHAnsi" w:eastAsia="Times New Roman" w:hAnsiTheme="majorHAnsi" w:cs="Times New Roman"/>
@@ -2190,7 +2910,29 @@
           <w:szCs w:val="20"/>
           <w:lang w:eastAsia="en-US"/>
         </w:rPr>
-        <w:t xml:space="preserve">-based authentication service supporting large-scale concurrent transaction loads. </w:t>
+        <w:t xml:space="preserve"> supporting </w:t>
+      </w:r>
+      <w:r>
+        <w:rPr>
+          <w:rFonts w:asciiTheme="majorHAnsi" w:eastAsia="Times New Roman" w:hAnsiTheme="majorHAnsi" w:cs="Times New Roman"/>
+          <w:b/>
+          <w:bCs/>
+          <w:color w:val="auto"/>
+          <w:sz w:val="20"/>
+          <w:szCs w:val="20"/>
+          <w:lang w:eastAsia="en-US"/>
+        </w:rPr>
+        <w:t>near real-time event propagation (sub-second delivery in typical flows)</w:t>
+      </w:r>
+      <w:r>
+        <w:rPr>
+          <w:rFonts w:asciiTheme="majorHAnsi" w:eastAsia="Times New Roman" w:hAnsiTheme="majorHAnsi" w:cs="Times New Roman"/>
+          <w:color w:val="auto"/>
+          <w:sz w:val="20"/>
+          <w:szCs w:val="20"/>
+          <w:lang w:eastAsia="en-US"/>
+        </w:rPr>
+        <w:t xml:space="preserve"> </w:t>
       </w:r>
     </w:p>
     <w:p>
@@ -2217,8 +2959,51 @@
           <w:szCs w:val="20"/>
           <w:lang w:eastAsia="en-US"/>
         </w:rPr>
-        <w:lastRenderedPageBreak/>
-        <w:t xml:space="preserve">Built a concurrent transaction simulation framework for stress testing and validating financial workflows under heavy load. </w:t>
+        <w:t xml:space="preserve">Built a </w:t>
+      </w:r>
+      <w:r>
+        <w:rPr>
+          <w:rFonts w:asciiTheme="majorHAnsi" w:eastAsia="Times New Roman" w:hAnsiTheme="majorHAnsi" w:cs="Times New Roman"/>
+          <w:b/>
+          <w:bCs/>
+          <w:color w:val="auto"/>
+          <w:sz w:val="20"/>
+          <w:szCs w:val="20"/>
+          <w:lang w:eastAsia="en-US"/>
+        </w:rPr>
+        <w:t>concurrent transaction simulation framework</w:t>
+      </w:r>
+      <w:r>
+        <w:rPr>
+          <w:rFonts w:asciiTheme="majorHAnsi" w:eastAsia="Times New Roman" w:hAnsiTheme="majorHAnsi" w:cs="Times New Roman"/>
+          <w:color w:val="auto"/>
+          <w:sz w:val="20"/>
+          <w:szCs w:val="20"/>
+          <w:lang w:eastAsia="en-US"/>
+        </w:rPr>
+        <w:t xml:space="preserve"> used for </w:t>
+      </w:r>
+      <w:r>
+        <w:rPr>
+          <w:rFonts w:asciiTheme="majorHAnsi" w:eastAsia="Times New Roman" w:hAnsiTheme="majorHAnsi" w:cs="Times New Roman"/>
+          <w:b/>
+          <w:bCs/>
+          <w:color w:val="auto"/>
+          <w:sz w:val="20"/>
+          <w:szCs w:val="20"/>
+          <w:lang w:eastAsia="en-US"/>
+        </w:rPr>
+        <w:t>stress testing payment workflows under multi-threaded high-load scenarios (thousands of simulated transactions per run)</w:t>
+      </w:r>
+      <w:r>
+        <w:rPr>
+          <w:rFonts w:asciiTheme="majorHAnsi" w:eastAsia="Times New Roman" w:hAnsiTheme="majorHAnsi" w:cs="Times New Roman"/>
+          <w:color w:val="auto"/>
+          <w:sz w:val="20"/>
+          <w:szCs w:val="20"/>
+          <w:lang w:eastAsia="en-US"/>
+        </w:rPr>
+        <w:t xml:space="preserve"> </w:t>
       </w:r>
     </w:p>
     <w:p>
@@ -2245,7 +3030,51 @@
           <w:szCs w:val="20"/>
           <w:lang w:eastAsia="en-US"/>
         </w:rPr>
-        <w:t xml:space="preserve">Implemented secure communication modules using C++ and OpenSSL for encrypted financial data exchange. </w:t>
+        <w:t xml:space="preserve">Improved backend throughput by </w:t>
+      </w:r>
+      <w:r>
+        <w:rPr>
+          <w:rFonts w:asciiTheme="majorHAnsi" w:eastAsia="Times New Roman" w:hAnsiTheme="majorHAnsi" w:cs="Times New Roman"/>
+          <w:b/>
+          <w:bCs/>
+          <w:color w:val="auto"/>
+          <w:sz w:val="20"/>
+          <w:szCs w:val="20"/>
+          <w:lang w:eastAsia="en-US"/>
+        </w:rPr>
+        <w:t>~30–40%</w:t>
+      </w:r>
+      <w:r>
+        <w:rPr>
+          <w:rFonts w:asciiTheme="majorHAnsi" w:eastAsia="Times New Roman" w:hAnsiTheme="majorHAnsi" w:cs="Times New Roman"/>
+          <w:color w:val="auto"/>
+          <w:sz w:val="20"/>
+          <w:szCs w:val="20"/>
+          <w:lang w:eastAsia="en-US"/>
+        </w:rPr>
+        <w:t xml:space="preserve"> through </w:t>
+      </w:r>
+      <w:r>
+        <w:rPr>
+          <w:rFonts w:asciiTheme="majorHAnsi" w:eastAsia="Times New Roman" w:hAnsiTheme="majorHAnsi" w:cs="Times New Roman"/>
+          <w:b/>
+          <w:bCs/>
+          <w:color w:val="auto"/>
+          <w:sz w:val="20"/>
+          <w:szCs w:val="20"/>
+          <w:lang w:eastAsia="en-US"/>
+        </w:rPr>
+        <w:t>multithreading optimization, lock contention reduction, and pipeline restructuring</w:t>
+      </w:r>
+      <w:r>
+        <w:rPr>
+          <w:rFonts w:asciiTheme="majorHAnsi" w:eastAsia="Times New Roman" w:hAnsiTheme="majorHAnsi" w:cs="Times New Roman"/>
+          <w:color w:val="auto"/>
+          <w:sz w:val="20"/>
+          <w:szCs w:val="20"/>
+          <w:lang w:eastAsia="en-US"/>
+        </w:rPr>
+        <w:t xml:space="preserve"> </w:t>
       </w:r>
     </w:p>
     <w:p>
@@ -2272,7 +3101,29 @@
           <w:szCs w:val="20"/>
           <w:lang w:eastAsia="en-US"/>
         </w:rPr>
-        <w:t xml:space="preserve">Applied multithreading and synchronization techniques to improve throughput and system scalability. </w:t>
+        <w:t xml:space="preserve">Worked with </w:t>
+      </w:r>
+      <w:r>
+        <w:rPr>
+          <w:rFonts w:asciiTheme="majorHAnsi" w:eastAsia="Times New Roman" w:hAnsiTheme="majorHAnsi" w:cs="Times New Roman"/>
+          <w:b/>
+          <w:bCs/>
+          <w:color w:val="auto"/>
+          <w:sz w:val="20"/>
+          <w:szCs w:val="20"/>
+          <w:lang w:eastAsia="en-US"/>
+        </w:rPr>
+        <w:t>SQL-based transaction processing systems</w:t>
+      </w:r>
+      <w:r>
+        <w:rPr>
+          <w:rFonts w:asciiTheme="majorHAnsi" w:eastAsia="Times New Roman" w:hAnsiTheme="majorHAnsi" w:cs="Times New Roman"/>
+          <w:color w:val="auto"/>
+          <w:sz w:val="20"/>
+          <w:szCs w:val="20"/>
+          <w:lang w:eastAsia="en-US"/>
+        </w:rPr>
+        <w:t xml:space="preserve">, optimizing queries and integration flows in production banking environments </w:t>
       </w:r>
     </w:p>
     <w:p>
@@ -2299,18 +3150,29 @@
           <w:szCs w:val="20"/>
           <w:lang w:eastAsia="en-US"/>
         </w:rPr>
-        <w:t>Designed modular, maintainable components following object</w:t>
+        <w:t xml:space="preserve">Implemented secure communication components using </w:t>
       </w:r>
       <w:r>
         <w:rPr>
           <w:rFonts w:asciiTheme="majorHAnsi" w:eastAsia="Times New Roman" w:hAnsiTheme="majorHAnsi" w:cs="Times New Roman"/>
+          <w:b/>
+          <w:bCs/>
           <w:color w:val="auto"/>
           <w:sz w:val="20"/>
           <w:szCs w:val="20"/>
           <w:lang w:eastAsia="en-US"/>
         </w:rPr>
-        <w:noBreakHyphen/>
-        <w:t xml:space="preserve">oriented principles and clean architecture practices. </w:t>
+        <w:t>C++ and OpenSSL</w:t>
+      </w:r>
+      <w:r>
+        <w:rPr>
+          <w:rFonts w:asciiTheme="majorHAnsi" w:eastAsia="Times New Roman" w:hAnsiTheme="majorHAnsi" w:cs="Times New Roman"/>
+          <w:color w:val="auto"/>
+          <w:sz w:val="20"/>
+          <w:szCs w:val="20"/>
+          <w:lang w:eastAsia="en-US"/>
+        </w:rPr>
+        <w:t xml:space="preserve">, ensuring encrypted data exchange across distributed financial services </w:t>
       </w:r>
     </w:p>
     <w:p>
@@ -2337,25 +3199,20 @@
           <w:szCs w:val="20"/>
           <w:lang w:eastAsia="en-US"/>
         </w:rPr>
-        <w:t xml:space="preserve">Wrote unit and integration tests using Google Test and Google Mock to ensure correctness and prevent regressions. </w:t>
-      </w:r>
-    </w:p>
-    <w:p>
-      <w:pPr>
-        <w:pStyle w:val="ListParagraph"/>
-        <w:numPr>
-          <w:ilvl w:val="0"/>
-          <w:numId w:val="34"/>
-        </w:numPr>
-        <w:spacing w:after="0"/>
+        <w:t xml:space="preserve">Collaborated in </w:t>
+      </w:r>
+      <w:r>
         <w:rPr>
           <w:rFonts w:asciiTheme="majorHAnsi" w:eastAsia="Times New Roman" w:hAnsiTheme="majorHAnsi" w:cs="Times New Roman"/>
+          <w:b/>
+          <w:bCs/>
           <w:color w:val="auto"/>
           <w:sz w:val="20"/>
           <w:szCs w:val="20"/>
           <w:lang w:eastAsia="en-US"/>
         </w:rPr>
-      </w:pPr>
+        <w:t>agile teams (QA, product owners, backend engineers)</w:t>
+      </w:r>
       <w:r>
         <w:rPr>
           <w:rFonts w:asciiTheme="majorHAnsi" w:eastAsia="Times New Roman" w:hAnsiTheme="majorHAnsi" w:cs="Times New Roman"/>
@@ -2364,7 +3221,7 @@
           <w:szCs w:val="20"/>
           <w:lang w:eastAsia="en-US"/>
         </w:rPr>
-        <w:t xml:space="preserve">Participated in code reviews, architectural discussions, and continuous improvement initiatives. </w:t>
+        <w:t xml:space="preserve"> delivering production-grade financial systems </w:t>
       </w:r>
     </w:p>
     <w:p>
@@ -2376,22 +3233,70 @@
         </w:numPr>
         <w:spacing w:after="0"/>
         <w:rPr>
-          <w:rFonts w:asciiTheme="majorHAnsi" w:hAnsiTheme="majorHAnsi" w:cs="Segoe UI"/>
-          <w:color w:val="auto"/>
-          <w:sz w:val="16"/>
-          <w:szCs w:val="16"/>
-        </w:rPr>
-      </w:pPr>
-      <w:r>
-        <w:rPr>
           <w:rFonts w:asciiTheme="majorHAnsi" w:eastAsia="Times New Roman" w:hAnsiTheme="majorHAnsi"/>
           <w:color w:val="auto"/>
           <w:sz w:val="20"/>
           <w:szCs w:val="20"/>
           <w:lang w:eastAsia="en-US"/>
         </w:rPr>
-        <w:t>Collaborated with QA, product owners, and engineering teams in Agile/Scrum environments.</w:t>
-      </w:r>
+      </w:pPr>
+      <w:r>
+        <w:rPr>
+          <w:rFonts w:asciiTheme="majorHAnsi" w:eastAsia="Times New Roman" w:hAnsiTheme="majorHAnsi"/>
+          <w:color w:val="auto"/>
+          <w:sz w:val="20"/>
+          <w:szCs w:val="20"/>
+          <w:lang w:eastAsia="en-US"/>
+        </w:rPr>
+        <w:t xml:space="preserve">Contributed to </w:t>
+      </w:r>
+      <w:r>
+        <w:rPr>
+          <w:rFonts w:asciiTheme="majorHAnsi" w:eastAsia="Times New Roman" w:hAnsiTheme="majorHAnsi"/>
+          <w:b/>
+          <w:bCs/>
+          <w:color w:val="auto"/>
+          <w:sz w:val="20"/>
+          <w:szCs w:val="20"/>
+          <w:lang w:eastAsia="en-US"/>
+        </w:rPr>
+        <w:t>CI/CD pipelines</w:t>
+      </w:r>
+      <w:r>
+        <w:rPr>
+          <w:rFonts w:asciiTheme="majorHAnsi" w:eastAsia="Times New Roman" w:hAnsiTheme="majorHAnsi"/>
+          <w:color w:val="auto"/>
+          <w:sz w:val="20"/>
+          <w:szCs w:val="20"/>
+          <w:lang w:eastAsia="en-US"/>
+        </w:rPr>
+        <w:t>, automated testing, and release stability improvements</w:t>
+      </w:r>
+    </w:p>
+    <w:p>
+      <w:pPr>
+        <w:pStyle w:val="NormalWeb"/>
+        <w:spacing w:after="0"/>
+        <w:rPr>
+          <w:rFonts w:asciiTheme="majorHAnsi" w:eastAsia="Times New Roman" w:hAnsiTheme="majorHAnsi"/>
+          <w:color w:val="auto"/>
+          <w:sz w:val="20"/>
+          <w:szCs w:val="20"/>
+          <w:lang w:eastAsia="en-US"/>
+        </w:rPr>
+      </w:pPr>
+    </w:p>
+    <w:p>
+      <w:pPr>
+        <w:pStyle w:val="NormalWeb"/>
+        <w:spacing w:after="0"/>
+        <w:rPr>
+          <w:rFonts w:asciiTheme="majorHAnsi" w:hAnsiTheme="majorHAnsi" w:cs="Segoe UI"/>
+          <w:color w:val="auto"/>
+          <w:sz w:val="16"/>
+          <w:szCs w:val="16"/>
+        </w:rPr>
+      </w:pPr>
     </w:p>
     <w:p>
       <w:pPr>
@@ -2719,9 +3624,6 @@
           <w:ilvl w:val="0"/>
           <w:numId w:val="20"/>
         </w:numPr>
-        <w:tabs>
-          <w:tab w:val="clear" w:pos="720"/>
-        </w:tabs>
         <w:spacing w:after="0"/>
         <w:rPr>
           <w:rFonts w:asciiTheme="majorHAnsi" w:eastAsia="Times New Roman" w:hAnsiTheme="majorHAnsi" w:cs="Times New Roman"/>
@@ -2739,18 +3641,51 @@
           <w:szCs w:val="20"/>
           <w:lang w:eastAsia="en-US"/>
         </w:rPr>
-        <w:t>Designed modular C++ components for distributed, high</w:t>
+        <w:t xml:space="preserve">Developed modular </w:t>
       </w:r>
       <w:r>
         <w:rPr>
           <w:rFonts w:asciiTheme="majorHAnsi" w:eastAsia="Times New Roman" w:hAnsiTheme="majorHAnsi" w:cs="Times New Roman"/>
+          <w:b/>
+          <w:bCs/>
           <w:color w:val="auto"/>
           <w:sz w:val="20"/>
           <w:szCs w:val="20"/>
           <w:lang w:eastAsia="en-US"/>
         </w:rPr>
-        <w:noBreakHyphen/>
-        <w:t xml:space="preserve">throughput processing systems. </w:t>
+        <w:t>C++ components</w:t>
+      </w:r>
+      <w:r>
+        <w:rPr>
+          <w:rFonts w:asciiTheme="majorHAnsi" w:eastAsia="Times New Roman" w:hAnsiTheme="majorHAnsi" w:cs="Times New Roman"/>
+          <w:color w:val="auto"/>
+          <w:sz w:val="20"/>
+          <w:szCs w:val="20"/>
+          <w:lang w:eastAsia="en-US"/>
+        </w:rPr>
+        <w:t xml:space="preserve"> for </w:t>
+      </w:r>
+      <w:r>
+        <w:rPr>
+          <w:rFonts w:asciiTheme="majorHAnsi" w:eastAsia="Times New Roman" w:hAnsiTheme="majorHAnsi" w:cs="Times New Roman"/>
+          <w:b/>
+          <w:bCs/>
+          <w:color w:val="auto"/>
+          <w:sz w:val="20"/>
+          <w:szCs w:val="20"/>
+          <w:lang w:eastAsia="en-US"/>
+        </w:rPr>
+        <w:t>real-time distributed systems processing high-volume streaming data (telecom-scale workloads)</w:t>
+      </w:r>
+      <w:r>
+        <w:rPr>
+          <w:rFonts w:asciiTheme="majorHAnsi" w:eastAsia="Times New Roman" w:hAnsiTheme="majorHAnsi" w:cs="Times New Roman"/>
+          <w:color w:val="auto"/>
+          <w:sz w:val="20"/>
+          <w:szCs w:val="20"/>
+          <w:lang w:eastAsia="en-US"/>
+        </w:rPr>
+        <w:t xml:space="preserve"> </w:t>
       </w:r>
     </w:p>
     <w:p>
@@ -2760,9 +3695,6 @@
           <w:ilvl w:val="0"/>
           <w:numId w:val="20"/>
         </w:numPr>
-        <w:tabs>
-          <w:tab w:val="clear" w:pos="720"/>
-        </w:tabs>
         <w:spacing w:after="0"/>
         <w:rPr>
           <w:rFonts w:asciiTheme="majorHAnsi" w:eastAsia="Times New Roman" w:hAnsiTheme="majorHAnsi" w:cs="Times New Roman"/>
@@ -2780,20 +3712,20 @@
           <w:szCs w:val="20"/>
           <w:lang w:eastAsia="en-US"/>
         </w:rPr>
-        <w:t xml:space="preserve">Implemented multithreaded processing pipelines using </w:t>
-      </w:r>
-      <w:proofErr w:type="spellStart"/>
+        <w:t xml:space="preserve">Designed scalable backend services handling </w:t>
+      </w:r>
       <w:r>
         <w:rPr>
           <w:rFonts w:asciiTheme="majorHAnsi" w:eastAsia="Times New Roman" w:hAnsiTheme="majorHAnsi" w:cs="Times New Roman"/>
+          <w:b/>
+          <w:bCs/>
           <w:color w:val="auto"/>
           <w:sz w:val="20"/>
           <w:szCs w:val="20"/>
           <w:lang w:eastAsia="en-US"/>
         </w:rPr>
-        <w:t>Boost.Asio</w:t>
-      </w:r>
-      <w:proofErr w:type="spellEnd"/>
+        <w:t>continuous data streams with strict latency constraints (sub-100ms processing targets in critical paths)</w:t>
+      </w:r>
       <w:r>
         <w:rPr>
           <w:rFonts w:asciiTheme="majorHAnsi" w:eastAsia="Times New Roman" w:hAnsiTheme="majorHAnsi" w:cs="Times New Roman"/>
@@ -2802,7 +3734,7 @@
           <w:szCs w:val="20"/>
           <w:lang w:eastAsia="en-US"/>
         </w:rPr>
-        <w:t xml:space="preserve"> and modern concurrency techniques. </w:t>
+        <w:t xml:space="preserve"> </w:t>
       </w:r>
     </w:p>
     <w:p>
@@ -2812,9 +3744,6 @@
           <w:ilvl w:val="0"/>
           <w:numId w:val="20"/>
         </w:numPr>
-        <w:tabs>
-          <w:tab w:val="clear" w:pos="720"/>
-        </w:tabs>
         <w:spacing w:after="0"/>
         <w:rPr>
           <w:rFonts w:asciiTheme="majorHAnsi" w:eastAsia="Times New Roman" w:hAnsiTheme="majorHAnsi" w:cs="Times New Roman"/>
@@ -2832,7 +3761,65 @@
           <w:szCs w:val="20"/>
           <w:lang w:eastAsia="en-US"/>
         </w:rPr>
-        <w:t xml:space="preserve">Optimized data ingestion and transformation layers for large-scale streaming workloads. </w:t>
+        <w:t xml:space="preserve">Implemented </w:t>
+      </w:r>
+      <w:r>
+        <w:rPr>
+          <w:rFonts w:asciiTheme="majorHAnsi" w:eastAsia="Times New Roman" w:hAnsiTheme="majorHAnsi" w:cs="Times New Roman"/>
+          <w:b/>
+          <w:bCs/>
+          <w:color w:val="auto"/>
+          <w:sz w:val="20"/>
+          <w:szCs w:val="20"/>
+          <w:lang w:eastAsia="en-US"/>
+        </w:rPr>
+        <w:t xml:space="preserve">high-performance networking modules using </w:t>
+      </w:r>
+      <w:proofErr w:type="spellStart"/>
+      <w:r>
+        <w:rPr>
+          <w:rFonts w:asciiTheme="majorHAnsi" w:eastAsia="Times New Roman" w:hAnsiTheme="majorHAnsi" w:cs="Times New Roman"/>
+          <w:b/>
+          <w:bCs/>
+          <w:color w:val="auto"/>
+          <w:sz w:val="20"/>
+          <w:szCs w:val="20"/>
+          <w:lang w:eastAsia="en-US"/>
+        </w:rPr>
+        <w:t>Boost.Asio</w:t>
+      </w:r>
+      <w:proofErr w:type="spellEnd"/>
+      <w:r>
+        <w:rPr>
+          <w:rFonts w:asciiTheme="majorHAnsi" w:eastAsia="Times New Roman" w:hAnsiTheme="majorHAnsi" w:cs="Times New Roman"/>
+          <w:color w:val="auto"/>
+          <w:sz w:val="20"/>
+          <w:szCs w:val="20"/>
+          <w:lang w:eastAsia="en-US"/>
+        </w:rPr>
+        <w:t xml:space="preserve">, supporting </w:t>
+      </w:r>
+      <w:r>
+        <w:rPr>
+          <w:rFonts w:asciiTheme="majorHAnsi" w:eastAsia="Times New Roman" w:hAnsiTheme="majorHAnsi" w:cs="Times New Roman"/>
+          <w:b/>
+          <w:bCs/>
+          <w:color w:val="auto"/>
+          <w:sz w:val="20"/>
+          <w:szCs w:val="20"/>
+          <w:lang w:eastAsia="en-US"/>
+        </w:rPr>
+        <w:t>multi-threaded data ingestion pipelines</w:t>
+      </w:r>
+      <w:r>
+        <w:rPr>
+          <w:rFonts w:asciiTheme="majorHAnsi" w:eastAsia="Times New Roman" w:hAnsiTheme="majorHAnsi" w:cs="Times New Roman"/>
+          <w:color w:val="auto"/>
+          <w:sz w:val="20"/>
+          <w:szCs w:val="20"/>
+          <w:lang w:eastAsia="en-US"/>
+        </w:rPr>
+        <w:t xml:space="preserve"> </w:t>
       </w:r>
     </w:p>
     <w:p>
@@ -2842,9 +3829,6 @@
           <w:ilvl w:val="0"/>
           <w:numId w:val="20"/>
         </w:numPr>
-        <w:tabs>
-          <w:tab w:val="clear" w:pos="720"/>
-        </w:tabs>
         <w:spacing w:after="0"/>
         <w:rPr>
           <w:rFonts w:asciiTheme="majorHAnsi" w:eastAsia="Times New Roman" w:hAnsiTheme="majorHAnsi" w:cs="Times New Roman"/>
@@ -2862,7 +3846,51 @@
           <w:szCs w:val="20"/>
           <w:lang w:eastAsia="en-US"/>
         </w:rPr>
-        <w:t xml:space="preserve">Improved performance and reliability through algorithmic optimizations and efficient memory management. </w:t>
+        <w:t xml:space="preserve">Improved system throughput by </w:t>
+      </w:r>
+      <w:r>
+        <w:rPr>
+          <w:rFonts w:asciiTheme="majorHAnsi" w:eastAsia="Times New Roman" w:hAnsiTheme="majorHAnsi" w:cs="Times New Roman"/>
+          <w:b/>
+          <w:bCs/>
+          <w:color w:val="auto"/>
+          <w:sz w:val="20"/>
+          <w:szCs w:val="20"/>
+          <w:lang w:eastAsia="en-US"/>
+        </w:rPr>
+        <w:t>~25–35%</w:t>
+      </w:r>
+      <w:r>
+        <w:rPr>
+          <w:rFonts w:asciiTheme="majorHAnsi" w:eastAsia="Times New Roman" w:hAnsiTheme="majorHAnsi" w:cs="Times New Roman"/>
+          <w:color w:val="auto"/>
+          <w:sz w:val="20"/>
+          <w:szCs w:val="20"/>
+          <w:lang w:eastAsia="en-US"/>
+        </w:rPr>
+        <w:t xml:space="preserve"> through </w:t>
+      </w:r>
+      <w:r>
+        <w:rPr>
+          <w:rFonts w:asciiTheme="majorHAnsi" w:eastAsia="Times New Roman" w:hAnsiTheme="majorHAnsi" w:cs="Times New Roman"/>
+          <w:b/>
+          <w:bCs/>
+          <w:color w:val="auto"/>
+          <w:sz w:val="20"/>
+          <w:szCs w:val="20"/>
+          <w:lang w:eastAsia="en-US"/>
+        </w:rPr>
+        <w:t>concurrency optimization, lock-free design improvements, and memory efficiency enhancements</w:t>
+      </w:r>
+      <w:r>
+        <w:rPr>
+          <w:rFonts w:asciiTheme="majorHAnsi" w:eastAsia="Times New Roman" w:hAnsiTheme="majorHAnsi" w:cs="Times New Roman"/>
+          <w:color w:val="auto"/>
+          <w:sz w:val="20"/>
+          <w:szCs w:val="20"/>
+          <w:lang w:eastAsia="en-US"/>
+        </w:rPr>
+        <w:t xml:space="preserve"> </w:t>
       </w:r>
     </w:p>
     <w:p>
@@ -2872,10 +3900,105 @@
           <w:ilvl w:val="0"/>
           <w:numId w:val="20"/>
         </w:numPr>
-        <w:tabs>
-          <w:tab w:val="clear" w:pos="720"/>
-        </w:tabs>
-        <w:spacing w:before="100" w:beforeAutospacing="1" w:after="0" w:afterAutospacing="1"/>
+        <w:spacing w:after="0"/>
+        <w:rPr>
+          <w:rFonts w:asciiTheme="majorHAnsi" w:eastAsia="Times New Roman" w:hAnsiTheme="majorHAnsi" w:cs="Times New Roman"/>
+          <w:color w:val="auto"/>
+          <w:sz w:val="20"/>
+          <w:szCs w:val="20"/>
+          <w:lang w:eastAsia="en-US"/>
+        </w:rPr>
+      </w:pPr>
+      <w:r>
+        <w:rPr>
+          <w:rFonts w:asciiTheme="majorHAnsi" w:eastAsia="Times New Roman" w:hAnsiTheme="majorHAnsi" w:cs="Times New Roman"/>
+          <w:color w:val="auto"/>
+          <w:sz w:val="20"/>
+          <w:szCs w:val="20"/>
+          <w:lang w:eastAsia="en-US"/>
+        </w:rPr>
+        <w:t xml:space="preserve">Optimized data ingestion pipelines handling </w:t>
+      </w:r>
+      <w:r>
+        <w:rPr>
+          <w:rFonts w:asciiTheme="majorHAnsi" w:eastAsia="Times New Roman" w:hAnsiTheme="majorHAnsi" w:cs="Times New Roman"/>
+          <w:b/>
+          <w:bCs/>
+          <w:color w:val="auto"/>
+          <w:sz w:val="20"/>
+          <w:szCs w:val="20"/>
+          <w:lang w:eastAsia="en-US"/>
+        </w:rPr>
+        <w:t>high-throughput streaming workloads (thousands of events/sec class systems)</w:t>
+      </w:r>
+      <w:r>
+        <w:rPr>
+          <w:rFonts w:asciiTheme="majorHAnsi" w:eastAsia="Times New Roman" w:hAnsiTheme="majorHAnsi" w:cs="Times New Roman"/>
+          <w:color w:val="auto"/>
+          <w:sz w:val="20"/>
+          <w:szCs w:val="20"/>
+          <w:lang w:eastAsia="en-US"/>
+        </w:rPr>
+        <w:t xml:space="preserve"> </w:t>
+      </w:r>
+    </w:p>
+    <w:p>
+      <w:pPr>
+        <w:pStyle w:val="ListParagraph"/>
+        <w:numPr>
+          <w:ilvl w:val="0"/>
+          <w:numId w:val="20"/>
+        </w:numPr>
+        <w:spacing w:after="0"/>
+        <w:rPr>
+          <w:rFonts w:asciiTheme="majorHAnsi" w:eastAsia="Times New Roman" w:hAnsiTheme="majorHAnsi" w:cs="Times New Roman"/>
+          <w:color w:val="auto"/>
+          <w:sz w:val="20"/>
+          <w:szCs w:val="20"/>
+          <w:lang w:eastAsia="en-US"/>
+        </w:rPr>
+      </w:pPr>
+      <w:r>
+        <w:rPr>
+          <w:rFonts w:asciiTheme="majorHAnsi" w:eastAsia="Times New Roman" w:hAnsiTheme="majorHAnsi" w:cs="Times New Roman"/>
+          <w:color w:val="auto"/>
+          <w:sz w:val="20"/>
+          <w:szCs w:val="20"/>
+          <w:lang w:eastAsia="en-US"/>
+        </w:rPr>
+        <w:t xml:space="preserve">Enhanced system stability under heavy load by improving </w:t>
+      </w:r>
+      <w:r>
+        <w:rPr>
+          <w:rFonts w:asciiTheme="majorHAnsi" w:eastAsia="Times New Roman" w:hAnsiTheme="majorHAnsi" w:cs="Times New Roman"/>
+          <w:b/>
+          <w:bCs/>
+          <w:color w:val="auto"/>
+          <w:sz w:val="20"/>
+          <w:szCs w:val="20"/>
+          <w:lang w:eastAsia="en-US"/>
+        </w:rPr>
+        <w:t>thread scheduling, buffering strategies, and backpressure handling mechanisms</w:t>
+      </w:r>
+      <w:r>
+        <w:rPr>
+          <w:rFonts w:asciiTheme="majorHAnsi" w:eastAsia="Times New Roman" w:hAnsiTheme="majorHAnsi" w:cs="Times New Roman"/>
+          <w:color w:val="auto"/>
+          <w:sz w:val="20"/>
+          <w:szCs w:val="20"/>
+          <w:lang w:eastAsia="en-US"/>
+        </w:rPr>
+        <w:t xml:space="preserve"> </w:t>
+      </w:r>
+    </w:p>
+    <w:p>
+      <w:pPr>
+        <w:pStyle w:val="ListParagraph"/>
+        <w:numPr>
+          <w:ilvl w:val="0"/>
+          <w:numId w:val="20"/>
+        </w:numPr>
+        <w:spacing w:after="0" w:afterAutospacing="1"/>
         <w:rPr>
           <w:rFonts w:asciiTheme="majorHAnsi" w:eastAsiaTheme="majorEastAsia" w:hAnsiTheme="majorHAnsi" w:cstheme="majorHAnsi"/>
           <w:b/>
@@ -2895,7 +4018,19 @@
           <w:szCs w:val="20"/>
           <w:lang w:eastAsia="en-US"/>
         </w:rPr>
-        <w:t>Participated in architecture design, code reviews, and test strategy discussions.</w:t>
+        <w:t xml:space="preserve">Participated in </w:t>
+      </w:r>
+      <w:r>
+        <w:rPr>
+          <w:rFonts w:asciiTheme="majorHAnsi" w:eastAsia="Times New Roman" w:hAnsiTheme="majorHAnsi" w:cs="Times New Roman"/>
+          <w:b/>
+          <w:bCs/>
+          <w:color w:val="auto"/>
+          <w:sz w:val="20"/>
+          <w:szCs w:val="20"/>
+          <w:lang w:eastAsia="en-US"/>
+        </w:rPr>
+        <w:t>system architecture design, code review, and performance tuning for production systems</w:t>
       </w:r>
     </w:p>
     <w:p>
@@ -2936,9 +4071,8 @@
           <w:szCs w:val="28"/>
           <w:lang w:val="en-GB"/>
         </w:rPr>
-        <w:t xml:space="preserve">- </w:t>
-      </w:r>
-      <w:proofErr w:type="spellStart"/>
+        <w:t>- Vo</w:t>
+      </w:r>
       <w:r>
         <w:rPr>
           <w:rFonts w:asciiTheme="majorHAnsi" w:eastAsiaTheme="majorEastAsia" w:hAnsiTheme="majorHAnsi" w:cstheme="majorHAnsi"/>
@@ -2949,9 +4083,8 @@
           <w:szCs w:val="28"/>
           <w:lang w:val="en-GB"/>
         </w:rPr>
-        <w:t>Voip</w:t>
-      </w:r>
-      <w:proofErr w:type="spellEnd"/>
+        <w:t>IP</w:t>
+      </w:r>
       <w:r>
         <w:rPr>
           <w:rFonts w:asciiTheme="majorHAnsi" w:eastAsiaTheme="majorEastAsia" w:hAnsiTheme="majorHAnsi" w:cstheme="majorHAnsi"/>
@@ -3283,7 +4416,29 @@
           <w:szCs w:val="20"/>
           <w:lang w:eastAsia="en-US"/>
         </w:rPr>
-        <w:t xml:space="preserve">Developed backend modules for SIP-based communication systems using C++. </w:t>
+        <w:t xml:space="preserve">Developed backend modules for </w:t>
+      </w:r>
+      <w:r>
+        <w:rPr>
+          <w:rFonts w:asciiTheme="majorHAnsi" w:eastAsia="Times New Roman" w:hAnsiTheme="majorHAnsi" w:cs="Times New Roman"/>
+          <w:b/>
+          <w:bCs/>
+          <w:color w:val="auto"/>
+          <w:sz w:val="20"/>
+          <w:szCs w:val="20"/>
+          <w:lang w:eastAsia="en-US"/>
+        </w:rPr>
+        <w:t>VoIP and SIP-based communication systems using C++</w:t>
+      </w:r>
+      <w:r>
+        <w:rPr>
+          <w:rFonts w:asciiTheme="majorHAnsi" w:eastAsia="Times New Roman" w:hAnsiTheme="majorHAnsi" w:cs="Times New Roman"/>
+          <w:color w:val="auto"/>
+          <w:sz w:val="20"/>
+          <w:szCs w:val="20"/>
+          <w:lang w:eastAsia="en-US"/>
+        </w:rPr>
+        <w:t xml:space="preserve"> </w:t>
       </w:r>
     </w:p>
     <w:p>
@@ -3310,7 +4465,29 @@
           <w:szCs w:val="20"/>
           <w:lang w:eastAsia="en-US"/>
         </w:rPr>
-        <w:t xml:space="preserve">Implemented multithreaded TCP/IP network services on Linux. </w:t>
+        <w:t xml:space="preserve">Implemented </w:t>
+      </w:r>
+      <w:r>
+        <w:rPr>
+          <w:rFonts w:asciiTheme="majorHAnsi" w:eastAsia="Times New Roman" w:hAnsiTheme="majorHAnsi" w:cs="Times New Roman"/>
+          <w:b/>
+          <w:bCs/>
+          <w:color w:val="auto"/>
+          <w:sz w:val="20"/>
+          <w:szCs w:val="20"/>
+          <w:lang w:eastAsia="en-US"/>
+        </w:rPr>
+        <w:t>multithreaded TCP/IP networking services</w:t>
+      </w:r>
+      <w:r>
+        <w:rPr>
+          <w:rFonts w:asciiTheme="majorHAnsi" w:eastAsia="Times New Roman" w:hAnsiTheme="majorHAnsi" w:cs="Times New Roman"/>
+          <w:color w:val="auto"/>
+          <w:sz w:val="20"/>
+          <w:szCs w:val="20"/>
+          <w:lang w:eastAsia="en-US"/>
+        </w:rPr>
+        <w:t xml:space="preserve"> on Linux platforms for real-time communication </w:t>
       </w:r>
     </w:p>
     <w:p>
@@ -3337,7 +4514,29 @@
           <w:szCs w:val="20"/>
           <w:lang w:eastAsia="en-US"/>
         </w:rPr>
-        <w:t xml:space="preserve">Optimized system reliability and latency for real-time communication environments. </w:t>
+        <w:t xml:space="preserve">Optimized system performance for </w:t>
+      </w:r>
+      <w:r>
+        <w:rPr>
+          <w:rFonts w:asciiTheme="majorHAnsi" w:eastAsia="Times New Roman" w:hAnsiTheme="majorHAnsi" w:cs="Times New Roman"/>
+          <w:b/>
+          <w:bCs/>
+          <w:color w:val="auto"/>
+          <w:sz w:val="20"/>
+          <w:szCs w:val="20"/>
+          <w:lang w:eastAsia="en-US"/>
+        </w:rPr>
+        <w:t>low-latency communication workloads (&lt;50ms message handling paths in internal systems)</w:t>
+      </w:r>
+      <w:r>
+        <w:rPr>
+          <w:rFonts w:asciiTheme="majorHAnsi" w:eastAsia="Times New Roman" w:hAnsiTheme="majorHAnsi" w:cs="Times New Roman"/>
+          <w:color w:val="auto"/>
+          <w:sz w:val="20"/>
+          <w:szCs w:val="20"/>
+          <w:lang w:eastAsia="en-US"/>
+        </w:rPr>
+        <w:t xml:space="preserve"> </w:t>
       </w:r>
     </w:p>
     <w:p>
@@ -3347,7 +4546,7 @@
           <w:ilvl w:val="0"/>
           <w:numId w:val="11"/>
         </w:numPr>
-        <w:spacing w:before="100" w:beforeAutospacing="1" w:after="100" w:afterAutospacing="1"/>
+        <w:spacing w:before="100" w:beforeAutospacing="1" w:after="0"/>
         <w:rPr>
           <w:rFonts w:asciiTheme="majorHAnsi" w:eastAsia="Times New Roman" w:hAnsiTheme="majorHAnsi" w:cs="Times New Roman"/>
           <w:color w:val="auto"/>
@@ -3364,7 +4563,19 @@
           <w:szCs w:val="20"/>
           <w:lang w:eastAsia="en-US"/>
         </w:rPr>
-        <w:t>Worked with embedded Linux systems and low-level networking components.</w:t>
+        <w:t xml:space="preserve">Worked on embedded Linux-based systems with focus on </w:t>
+      </w:r>
+      <w:r>
+        <w:rPr>
+          <w:rFonts w:asciiTheme="majorHAnsi" w:eastAsia="Times New Roman" w:hAnsiTheme="majorHAnsi" w:cs="Times New Roman"/>
+          <w:b/>
+          <w:bCs/>
+          <w:color w:val="auto"/>
+          <w:sz w:val="20"/>
+          <w:szCs w:val="20"/>
+          <w:lang w:eastAsia="en-US"/>
+        </w:rPr>
+        <w:t>reliability and deterministic behavior under constrained environments</w:t>
       </w:r>
     </w:p>
     <w:p>
@@ -3448,40 +4659,36 @@
           <w:rFonts w:asciiTheme="majorHAnsi" w:eastAsiaTheme="majorEastAsia" w:hAnsiTheme="majorHAnsi" w:cstheme="majorHAnsi"/>
           <w:b/>
           <w:bCs/>
-          <w:caps/>
           <w:color w:val="auto"/>
           <w:sz w:val="24"/>
           <w:szCs w:val="28"/>
           <w:lang w:val="en-GB"/>
         </w:rPr>
-        <w:t>High</w:t>
+        <w:t>Card Payment Switch Platfor</w:t>
       </w:r>
       <w:r>
         <w:rPr>
           <w:rFonts w:asciiTheme="majorHAnsi" w:eastAsiaTheme="majorEastAsia" w:hAnsiTheme="majorHAnsi" w:cstheme="majorHAnsi"/>
           <w:b/>
           <w:bCs/>
-          <w:caps/>
           <w:color w:val="auto"/>
           <w:sz w:val="24"/>
           <w:szCs w:val="28"/>
           <w:lang w:val="en-GB"/>
         </w:rPr>
-        <w:noBreakHyphen/>
-        <w:t>Throughput Financial Transaction Platform</w:t>
+        <w:t>m</w:t>
       </w:r>
       <w:r>
         <w:rPr>
           <w:rFonts w:asciiTheme="majorHAnsi" w:eastAsiaTheme="majorEastAsia" w:hAnsiTheme="majorHAnsi" w:cstheme="majorHAnsi"/>
           <w:b/>
           <w:bCs/>
-          <w:caps/>
           <w:color w:val="auto"/>
           <w:sz w:val="24"/>
           <w:szCs w:val="28"/>
           <w:lang w:val="en-GB"/>
         </w:rPr>
-        <w:t xml:space="preserve">                                 </w:t>
+        <w:t xml:space="preserve">                                </w:t>
       </w:r>
     </w:p>
     <w:p>
@@ -3508,7 +4715,29 @@
           <w:szCs w:val="20"/>
           <w:lang w:eastAsia="en-US"/>
         </w:rPr>
-        <w:t xml:space="preserve">Developed core backend modules of a large-scale financial transaction system. </w:t>
+        <w:t xml:space="preserve">Developed core modules of a </w:t>
+      </w:r>
+      <w:r>
+        <w:rPr>
+          <w:rFonts w:asciiTheme="majorHAnsi" w:eastAsia="Times New Roman" w:hAnsiTheme="majorHAnsi" w:cs="Times New Roman"/>
+          <w:b/>
+          <w:bCs/>
+          <w:color w:val="auto"/>
+          <w:sz w:val="20"/>
+          <w:szCs w:val="20"/>
+          <w:lang w:eastAsia="en-US"/>
+        </w:rPr>
+        <w:t>high-throughput payment switch system handling millions of transactions/day scale workloads</w:t>
+      </w:r>
+      <w:r>
+        <w:rPr>
+          <w:rFonts w:asciiTheme="majorHAnsi" w:eastAsia="Times New Roman" w:hAnsiTheme="majorHAnsi" w:cs="Times New Roman"/>
+          <w:color w:val="auto"/>
+          <w:sz w:val="20"/>
+          <w:szCs w:val="20"/>
+          <w:lang w:eastAsia="en-US"/>
+        </w:rPr>
+        <w:t xml:space="preserve"> </w:t>
       </w:r>
     </w:p>
     <w:p>
@@ -3535,11 +4764,34 @@
           <w:szCs w:val="20"/>
           <w:lang w:eastAsia="en-US"/>
         </w:rPr>
-        <w:t xml:space="preserve">Designed processing pipelines handling real-time operations with strict latency and consistency requirements. </w:t>
+        <w:t xml:space="preserve">Worked on both </w:t>
+      </w:r>
+      <w:r>
+        <w:rPr>
+          <w:rFonts w:asciiTheme="majorHAnsi" w:eastAsia="Times New Roman" w:hAnsiTheme="majorHAnsi" w:cs="Times New Roman"/>
+          <w:b/>
+          <w:bCs/>
+          <w:color w:val="auto"/>
+          <w:sz w:val="20"/>
+          <w:szCs w:val="20"/>
+          <w:lang w:eastAsia="en-US"/>
+        </w:rPr>
+        <w:t>C++ and Java components</w:t>
+      </w:r>
+      <w:r>
+        <w:rPr>
+          <w:rFonts w:asciiTheme="majorHAnsi" w:eastAsia="Times New Roman" w:hAnsiTheme="majorHAnsi" w:cs="Times New Roman"/>
+          <w:color w:val="auto"/>
+          <w:sz w:val="20"/>
+          <w:szCs w:val="20"/>
+          <w:lang w:eastAsia="en-US"/>
+        </w:rPr>
+        <w:t xml:space="preserve"> supporting transaction workflows and backend financial services </w:t>
       </w:r>
     </w:p>
     <w:p>
       <w:pPr>
+        <w:pStyle w:val="ListParagraph"/>
         <w:numPr>
           <w:ilvl w:val="0"/>
           <w:numId w:val="36"/>
@@ -3561,7 +4813,7 @@
           <w:szCs w:val="20"/>
           <w:lang w:eastAsia="en-US"/>
         </w:rPr>
-        <w:t>Contributed to both C++ and Java components supporting financial workflows and backend integrations.</w:t>
+        <w:t>Improved system stability and processing efficiency under strict latency and correctness constraints</w:t>
       </w:r>
     </w:p>
     <w:p>
@@ -3584,13 +4836,24 @@
           <w:rFonts w:asciiTheme="majorHAnsi" w:eastAsiaTheme="majorEastAsia" w:hAnsiTheme="majorHAnsi" w:cstheme="majorHAnsi"/>
           <w:b/>
           <w:bCs/>
-          <w:caps/>
           <w:color w:val="auto"/>
           <w:sz w:val="24"/>
           <w:szCs w:val="28"/>
           <w:lang w:val="en-GB"/>
         </w:rPr>
         <w:t>Kafka-Based Financial Integration Platform</w:t>
+      </w:r>
+      <w:r>
+        <w:rPr>
+          <w:rFonts w:asciiTheme="majorHAnsi" w:eastAsiaTheme="majorEastAsia" w:hAnsiTheme="majorHAnsi" w:cstheme="majorHAnsi"/>
+          <w:b/>
+          <w:bCs/>
+          <w:color w:val="auto"/>
+          <w:sz w:val="24"/>
+          <w:szCs w:val="28"/>
+          <w:lang w:val="en-GB"/>
+        </w:rPr>
+        <w:t xml:space="preserve"> </w:t>
       </w:r>
     </w:p>
     <w:p>
@@ -3617,7 +4880,29 @@
           <w:szCs w:val="20"/>
           <w:lang w:eastAsia="en-US"/>
         </w:rPr>
-        <w:t xml:space="preserve">Designed and implemented an event-driven architecture for financial service integration. </w:t>
+        <w:t xml:space="preserve">Designed and implemented a </w:t>
+      </w:r>
+      <w:r>
+        <w:rPr>
+          <w:rFonts w:asciiTheme="majorHAnsi" w:eastAsia="Times New Roman" w:hAnsiTheme="majorHAnsi" w:cs="Times New Roman"/>
+          <w:b/>
+          <w:bCs/>
+          <w:color w:val="auto"/>
+          <w:sz w:val="20"/>
+          <w:szCs w:val="20"/>
+          <w:lang w:eastAsia="en-US"/>
+        </w:rPr>
+        <w:t>Kafka-based event-driven system handling real-time financial event streams</w:t>
+      </w:r>
+      <w:r>
+        <w:rPr>
+          <w:rFonts w:asciiTheme="majorHAnsi" w:eastAsia="Times New Roman" w:hAnsiTheme="majorHAnsi" w:cs="Times New Roman"/>
+          <w:color w:val="auto"/>
+          <w:sz w:val="20"/>
+          <w:szCs w:val="20"/>
+          <w:lang w:eastAsia="en-US"/>
+        </w:rPr>
+        <w:t xml:space="preserve"> </w:t>
       </w:r>
     </w:p>
     <w:p>
@@ -3644,7 +4929,29 @@
           <w:szCs w:val="20"/>
           <w:lang w:eastAsia="en-US"/>
         </w:rPr>
-        <w:t xml:space="preserve">Built scalable producer/consumer components for asynchronous event processing. </w:t>
+        <w:t xml:space="preserve">Developed </w:t>
+      </w:r>
+      <w:r>
+        <w:rPr>
+          <w:rFonts w:asciiTheme="majorHAnsi" w:eastAsia="Times New Roman" w:hAnsiTheme="majorHAnsi" w:cs="Times New Roman"/>
+          <w:b/>
+          <w:bCs/>
+          <w:color w:val="auto"/>
+          <w:sz w:val="20"/>
+          <w:szCs w:val="20"/>
+          <w:lang w:eastAsia="en-US"/>
+        </w:rPr>
+        <w:t>producer/consumer services</w:t>
+      </w:r>
+      <w:r>
+        <w:rPr>
+          <w:rFonts w:asciiTheme="majorHAnsi" w:eastAsia="Times New Roman" w:hAnsiTheme="majorHAnsi" w:cs="Times New Roman"/>
+          <w:color w:val="auto"/>
+          <w:sz w:val="20"/>
+          <w:szCs w:val="20"/>
+          <w:lang w:eastAsia="en-US"/>
+        </w:rPr>
+        <w:t xml:space="preserve"> enabling asynchronous processing of transaction and operational events </w:t>
       </w:r>
     </w:p>
     <w:p>
@@ -3673,7 +4980,7 @@
           <w:szCs w:val="20"/>
           <w:lang w:eastAsia="en-US"/>
         </w:rPr>
-        <w:t>Enabled decoupled communication between transaction systems and external financial services.</w:t>
+        <w:t xml:space="preserve">Supported </w:t>
       </w:r>
       <w:r>
         <w:rPr>
@@ -3685,22 +4992,15 @@
           <w:szCs w:val="20"/>
           <w:lang w:eastAsia="en-US"/>
         </w:rPr>
-        <w:t xml:space="preserve"> </w:t>
-      </w:r>
+        <w:t>high-throughput messaging pipelines with sub-second event propagation in production flows</w:t>
+      </w:r>
+      <w:bookmarkStart w:id="0" w:name="_GoBack"/>
+      <w:bookmarkEnd w:id="0"/>
     </w:p>
     <w:p>
       <w:pPr>
         <w:spacing w:after="0"/>
         <w:ind w:left="450" w:hanging="90"/>
-        <w:rPr>
-          <w:rFonts w:asciiTheme="majorHAnsi" w:eastAsia="Times New Roman" w:hAnsiTheme="majorHAnsi"/>
-          <w:color w:val="auto"/>
-          <w:sz w:val="20"/>
-          <w:szCs w:val="20"/>
-          <w:lang w:eastAsia="en-US"/>
-        </w:rPr>
-      </w:pPr>
-      <w:r>
         <w:rPr>
           <w:rFonts w:asciiTheme="majorHAnsi" w:eastAsiaTheme="majorEastAsia" w:hAnsiTheme="majorHAnsi" w:cstheme="majorHAnsi"/>
           <w:b/>
@@ -3711,7 +5011,18 @@
           <w:szCs w:val="28"/>
           <w:lang w:val="en-GB"/>
         </w:rPr>
-        <w:t>Real-Time Distributed Data Processing System</w:t>
+      </w:pPr>
+      <w:r>
+        <w:rPr>
+          <w:rFonts w:asciiTheme="majorHAnsi" w:eastAsiaTheme="majorEastAsia" w:hAnsiTheme="majorHAnsi" w:cstheme="majorHAnsi"/>
+          <w:b/>
+          <w:bCs/>
+          <w:color w:val="auto"/>
+          <w:sz w:val="24"/>
+          <w:szCs w:val="28"/>
+          <w:lang w:val="en-GB"/>
+        </w:rPr>
+        <w:t>Real-Time High-Throughput Data Processing System</w:t>
       </w:r>
     </w:p>
     <w:p>
@@ -3738,7 +5049,29 @@
           <w:szCs w:val="20"/>
           <w:lang w:eastAsia="en-US"/>
         </w:rPr>
-        <w:t xml:space="preserve">Designed and optimized concurrent C++ processing pipelines. </w:t>
+        <w:t xml:space="preserve">Worked on distributed systems processing </w:t>
+      </w:r>
+      <w:r>
+        <w:rPr>
+          <w:rFonts w:asciiTheme="majorHAnsi" w:eastAsia="Times New Roman" w:hAnsiTheme="majorHAnsi" w:cs="Times New Roman"/>
+          <w:b/>
+          <w:bCs/>
+          <w:color w:val="auto"/>
+          <w:sz w:val="20"/>
+          <w:szCs w:val="20"/>
+          <w:lang w:eastAsia="en-US"/>
+        </w:rPr>
+        <w:t>high-volume streaming data (telecom-scale, thousands of events/sec)</w:t>
+      </w:r>
+      <w:r>
+        <w:rPr>
+          <w:rFonts w:asciiTheme="majorHAnsi" w:eastAsia="Times New Roman" w:hAnsiTheme="majorHAnsi" w:cs="Times New Roman"/>
+          <w:color w:val="auto"/>
+          <w:sz w:val="20"/>
+          <w:szCs w:val="20"/>
+          <w:lang w:eastAsia="en-US"/>
+        </w:rPr>
+        <w:t xml:space="preserve"> </w:t>
       </w:r>
     </w:p>
     <w:p>
@@ -3765,7 +5098,41 @@
           <w:szCs w:val="20"/>
           <w:lang w:eastAsia="en-US"/>
         </w:rPr>
-        <w:t>Improved throughput and reduced latency through concurrency and algorithmic enhancements.</w:t>
+        <w:t xml:space="preserve">Optimized </w:t>
+      </w:r>
+      <w:r>
+        <w:rPr>
+          <w:rFonts w:asciiTheme="majorHAnsi" w:eastAsia="Times New Roman" w:hAnsiTheme="majorHAnsi"/>
+          <w:b/>
+          <w:bCs/>
+          <w:color w:val="auto"/>
+          <w:sz w:val="20"/>
+          <w:szCs w:val="20"/>
+          <w:lang w:eastAsia="en-US"/>
+        </w:rPr>
+        <w:t>C++ processing pipelines</w:t>
+      </w:r>
+      <w:r>
+        <w:rPr>
+          <w:rFonts w:asciiTheme="majorHAnsi" w:eastAsia="Times New Roman" w:hAnsiTheme="majorHAnsi"/>
+          <w:color w:val="auto"/>
+          <w:sz w:val="20"/>
+          <w:szCs w:val="20"/>
+          <w:lang w:eastAsia="en-US"/>
+        </w:rPr>
+        <w:t xml:space="preserve">, improving throughput by </w:t>
+      </w:r>
+      <w:r>
+        <w:rPr>
+          <w:rFonts w:asciiTheme="majorHAnsi" w:eastAsia="Times New Roman" w:hAnsiTheme="majorHAnsi"/>
+          <w:b/>
+          <w:bCs/>
+          <w:color w:val="auto"/>
+          <w:sz w:val="20"/>
+          <w:szCs w:val="20"/>
+          <w:lang w:eastAsia="en-US"/>
+        </w:rPr>
+        <w:t>~30% through multithreading and pipeline tuning</w:t>
       </w:r>
     </w:p>
     <w:p>
@@ -3773,7 +5140,7 @@
         <w:pStyle w:val="ECVSubSectionHeading"/>
         <w:ind w:left="360" w:hanging="360"/>
         <w:rPr>
-          <w:rFonts w:asciiTheme="minorHAnsi" w:eastAsiaTheme="minorHAnsi" w:hAnsiTheme="minorHAnsi" w:cstheme="majorHAnsi"/>
+          <w:rFonts w:asciiTheme="majorHAnsi" w:eastAsiaTheme="minorHAnsi" w:hAnsiTheme="majorHAnsi" w:cstheme="majorHAnsi"/>
           <w:b/>
           <w:bCs/>
           <w:noProof/>
@@ -3801,7 +5168,7 @@
       </w:r>
       <w:r>
         <w:rPr>
-          <w:rFonts w:asciiTheme="minorHAnsi" w:eastAsiaTheme="minorHAnsi" w:hAnsiTheme="minorHAnsi" w:cstheme="majorHAnsi"/>
+          <w:rFonts w:asciiTheme="majorHAnsi" w:eastAsiaTheme="minorHAnsi" w:hAnsiTheme="majorHAnsi" w:cstheme="majorHAnsi"/>
           <w:b/>
           <w:bCs/>
           <w:noProof/>
@@ -3822,7 +5189,7 @@
           <w:numId w:val="13"/>
         </w:numPr>
         <w:rPr>
-          <w:rFonts w:asciiTheme="minorHAnsi" w:eastAsiaTheme="minorHAnsi" w:hAnsiTheme="minorHAnsi" w:cstheme="majorHAnsi"/>
+          <w:rFonts w:asciiTheme="majorHAnsi" w:eastAsiaTheme="minorHAnsi" w:hAnsiTheme="majorHAnsi" w:cstheme="majorHAnsi"/>
           <w:b/>
           <w:bCs/>
           <w:noProof/>
@@ -3835,7 +5202,7 @@
       </w:pPr>
       <w:r>
         <w:rPr>
-          <w:rFonts w:asciiTheme="minorHAnsi" w:eastAsiaTheme="minorHAnsi" w:hAnsiTheme="minorHAnsi" w:cstheme="majorHAnsi"/>
+          <w:rFonts w:asciiTheme="majorHAnsi" w:eastAsiaTheme="minorHAnsi" w:hAnsiTheme="majorHAnsi" w:cstheme="majorHAnsi"/>
           <w:b/>
           <w:bCs/>
           <w:noProof/>
@@ -3845,25 +5212,11 @@
           <w:szCs w:val="22"/>
           <w:lang w:eastAsia="ja-JP" w:bidi="ar-SA"/>
         </w:rPr>
-        <w:t>Member, Institute of Electrical a</w:t>
-      </w:r>
-      <w:r>
-        <w:rPr>
-          <w:rFonts w:asciiTheme="minorHAnsi" w:eastAsiaTheme="minorHAnsi" w:hAnsiTheme="minorHAnsi" w:cstheme="majorHAnsi"/>
-          <w:b/>
-          <w:bCs/>
-          <w:noProof/>
-          <w:color w:val="auto"/>
-          <w:spacing w:val="0"/>
-          <w:kern w:val="0"/>
-          <w:szCs w:val="22"/>
-          <w:lang w:eastAsia="ja-JP" w:bidi="ar-SA"/>
-        </w:rPr>
-        <w:t>nd Electronics Engineers (IEEE)</w:t>
-      </w:r>
-      <w:r>
-        <w:rPr>
-          <w:rFonts w:asciiTheme="minorHAnsi" w:eastAsiaTheme="minorHAnsi" w:hAnsiTheme="minorHAnsi" w:cstheme="majorHAnsi"/>
+        <w:t>Member, Institute of Electrical and Electronics Engineers (IEEE)</w:t>
+      </w:r>
+      <w:r>
+        <w:rPr>
+          <w:rFonts w:asciiTheme="majorHAnsi" w:eastAsiaTheme="minorHAnsi" w:hAnsiTheme="majorHAnsi" w:cstheme="majorHAnsi"/>
           <w:b/>
           <w:bCs/>
           <w:noProof/>
@@ -3884,7 +5237,7 @@
           <w:numId w:val="13"/>
         </w:numPr>
         <w:rPr>
-          <w:rFonts w:asciiTheme="minorHAnsi" w:eastAsiaTheme="minorHAnsi" w:hAnsiTheme="minorHAnsi" w:cstheme="majorHAnsi"/>
+          <w:rFonts w:asciiTheme="majorHAnsi" w:eastAsiaTheme="minorHAnsi" w:hAnsiTheme="majorHAnsi" w:cstheme="majorHAnsi"/>
           <w:b/>
           <w:bCs/>
           <w:noProof/>
@@ -3897,7 +5250,7 @@
       </w:pPr>
       <w:r>
         <w:rPr>
-          <w:rFonts w:asciiTheme="minorHAnsi" w:eastAsiaTheme="minorHAnsi" w:hAnsiTheme="minorHAnsi" w:cstheme="majorHAnsi"/>
+          <w:rFonts w:asciiTheme="majorHAnsi" w:eastAsiaTheme="minorHAnsi" w:hAnsiTheme="majorHAnsi" w:cstheme="majorHAnsi"/>
           <w:b/>
           <w:bCs/>
           <w:noProof/>
@@ -3952,55 +5305,68 @@
         </w:numPr>
         <w:spacing w:after="0"/>
         <w:rPr>
-          <w:rFonts w:asciiTheme="minorHAnsi" w:hAnsiTheme="minorHAnsi" w:cstheme="majorHAnsi"/>
+          <w:rFonts w:asciiTheme="majorHAnsi" w:hAnsiTheme="majorHAnsi" w:cstheme="majorHAnsi"/>
           <w:b/>
           <w:bCs/>
           <w:noProof/>
           <w:color w:val="auto"/>
+          <w:sz w:val="22"/>
+          <w:szCs w:val="20"/>
+        </w:rPr>
+      </w:pPr>
+      <w:r>
+        <w:rPr>
+          <w:rStyle w:val="Strong"/>
+          <w:rFonts w:asciiTheme="majorHAnsi" w:hAnsiTheme="majorHAnsi" w:cs="Segoe UI"/>
+          <w:color w:val="auto"/>
+          <w:sz w:val="22"/>
           <w:szCs w:val="22"/>
         </w:rPr>
-      </w:pPr>
+        <w:t>English</w:t>
+      </w:r>
+      <w:r>
+        <w:rPr>
+          <w:rFonts w:asciiTheme="majorHAnsi" w:hAnsiTheme="majorHAnsi" w:cs="Segoe UI"/>
+          <w:color w:val="auto"/>
+          <w:sz w:val="22"/>
+          <w:szCs w:val="22"/>
+        </w:rPr>
+        <w:t xml:space="preserve">: </w:t>
+      </w:r>
+      <w:r>
+        <w:rPr>
+          <w:rFonts w:asciiTheme="majorHAnsi" w:hAnsiTheme="majorHAnsi" w:cs="Segoe UI"/>
+          <w:color w:val="auto"/>
+          <w:sz w:val="22"/>
+          <w:szCs w:val="22"/>
+        </w:rPr>
+        <w:t>Professional Working Proficiency</w:t>
+      </w:r>
+      <w:r>
+        <w:rPr>
+          <w:rFonts w:asciiTheme="majorHAnsi" w:hAnsiTheme="majorHAnsi" w:cs="Segoe UI"/>
+          <w:color w:val="auto"/>
+          <w:sz w:val="22"/>
+          <w:szCs w:val="22"/>
+        </w:rPr>
+        <w:t xml:space="preserve">, </w:t>
+      </w:r>
       <w:r>
         <w:rPr>
           <w:rStyle w:val="Strong"/>
-          <w:rFonts w:asciiTheme="minorHAnsi" w:hAnsiTheme="minorHAnsi" w:cs="Segoe UI"/>
-          <w:color w:val="auto"/>
-        </w:rPr>
-        <w:t>English</w:t>
-      </w:r>
-      <w:r>
-        <w:rPr>
-          <w:rFonts w:asciiTheme="minorHAnsi" w:hAnsiTheme="minorHAnsi" w:cs="Segoe UI"/>
-          <w:color w:val="auto"/>
-        </w:rPr>
-        <w:t xml:space="preserve">: </w:t>
-      </w:r>
-      <w:r>
-        <w:rPr>
-          <w:rFonts w:asciiTheme="minorHAnsi" w:hAnsiTheme="minorHAnsi" w:cs="Segoe UI"/>
-          <w:color w:val="auto"/>
-        </w:rPr>
-        <w:t>Professional Working Proficiency</w:t>
-      </w:r>
-      <w:r>
-        <w:rPr>
-          <w:rFonts w:asciiTheme="minorHAnsi" w:hAnsiTheme="minorHAnsi" w:cs="Segoe UI"/>
-          <w:color w:val="auto"/>
-        </w:rPr>
-        <w:t xml:space="preserve">, </w:t>
-      </w:r>
-      <w:r>
-        <w:rPr>
-          <w:rStyle w:val="Strong"/>
-          <w:rFonts w:asciiTheme="minorHAnsi" w:hAnsiTheme="minorHAnsi" w:cs="Segoe UI"/>
-          <w:color w:val="auto"/>
+          <w:rFonts w:asciiTheme="majorHAnsi" w:hAnsiTheme="majorHAnsi" w:cs="Segoe UI"/>
+          <w:color w:val="auto"/>
+          <w:sz w:val="22"/>
+          <w:szCs w:val="22"/>
         </w:rPr>
         <w:t>Persian</w:t>
       </w:r>
       <w:r>
         <w:rPr>
-          <w:rFonts w:asciiTheme="minorHAnsi" w:hAnsiTheme="minorHAnsi" w:cs="Segoe UI"/>
-          <w:color w:val="auto"/>
+          <w:rFonts w:asciiTheme="majorHAnsi" w:hAnsiTheme="majorHAnsi" w:cs="Segoe UI"/>
+          <w:color w:val="auto"/>
+          <w:sz w:val="22"/>
+          <w:szCs w:val="22"/>
         </w:rPr>
         <w:t>: Native</w:t>
       </w:r>
@@ -4024,7 +5390,7 @@
             <w:pStyle w:val="Heading1"/>
             <w:spacing w:before="0" w:after="0"/>
             <w:rPr>
-              <w:rFonts w:asciiTheme="minorHAnsi" w:eastAsiaTheme="minorHAnsi" w:hAnsiTheme="minorHAnsi" w:cstheme="minorBidi"/>
+              <w:rFonts w:eastAsiaTheme="minorHAnsi" w:cstheme="minorBidi"/>
               <w:b w:val="0"/>
               <w:color w:val="404040" w:themeColor="text1" w:themeTint="BF"/>
               <w:sz w:val="22"/>
@@ -4116,22 +5482,7 @@
           <w:szCs w:val="18"/>
           <w:lang w:eastAsia="ja-JP" w:bidi="ar-SA"/>
         </w:rPr>
-        <w:t xml:space="preserve"> |</w:t>
-      </w:r>
-      <w:r>
-        <w:rPr>
-          <w:rFonts w:asciiTheme="majorHAnsi" w:eastAsiaTheme="minorEastAsia" w:hAnsiTheme="majorHAnsi" w:cstheme="majorHAnsi"/>
-          <w:b/>
-          <w:bCs/>
-          <w:noProof/>
-          <w:color w:val="auto"/>
-          <w:spacing w:val="0"/>
-          <w:kern w:val="0"/>
-          <w:sz w:val="18"/>
-          <w:szCs w:val="18"/>
-          <w:lang w:eastAsia="ja-JP" w:bidi="ar-SA"/>
-        </w:rPr>
-        <w:t xml:space="preserve"> </w:t>
+        <w:t xml:space="preserve"> | </w:t>
       </w:r>
       <w:hyperlink r:id="rId10" w:history="1">
         <w:r>
@@ -4158,6 +5509,9 @@
       <w:pPr>
         <w:pStyle w:val="ECVSubSectionHeading"/>
         <w:ind w:left="360"/>
+        <w:rPr>
+          <w:rFonts w:asciiTheme="majorHAnsi" w:hAnsiTheme="majorHAnsi"/>
+        </w:rPr>
       </w:pPr>
       <w:r>
         <w:rPr>
@@ -4219,7 +5573,7 @@
         </w:rPr>
       </w:pPr>
       <w:r>
-        <w:t>PROFESSIONAL INTERESTS</w:t>
+        <w:t>INTERESTS</w:t>
       </w:r>
     </w:p>
     <w:p>
@@ -4241,12 +5595,46 @@
       <w:r>
         <w:rPr>
           <w:rFonts w:asciiTheme="majorHAnsi" w:eastAsia="Times New Roman" w:hAnsiTheme="majorHAnsi" w:cs="Times New Roman"/>
+          <w:b/>
+          <w:bCs/>
           <w:color w:val="auto"/>
           <w:sz w:val="20"/>
           <w:szCs w:val="20"/>
           <w:lang w:eastAsia="en-US"/>
         </w:rPr>
-        <w:t xml:space="preserve">Capital Markets Platforms </w:t>
+        <w:t>Capital Markets</w:t>
+      </w:r>
+      <w:r>
+        <w:rPr>
+          <w:rFonts w:asciiTheme="majorHAnsi" w:eastAsia="Times New Roman" w:hAnsiTheme="majorHAnsi" w:cs="Times New Roman"/>
+          <w:color w:val="auto"/>
+          <w:sz w:val="20"/>
+          <w:szCs w:val="20"/>
+          <w:lang w:eastAsia="en-US"/>
+        </w:rPr>
+        <w:t xml:space="preserve"> and </w:t>
+      </w:r>
+      <w:r>
+        <w:rPr>
+          <w:rFonts w:asciiTheme="majorHAnsi" w:eastAsia="Times New Roman" w:hAnsiTheme="majorHAnsi" w:cs="Times New Roman"/>
+          <w:b/>
+          <w:bCs/>
+          <w:color w:val="auto"/>
+          <w:sz w:val="20"/>
+          <w:szCs w:val="20"/>
+          <w:lang w:eastAsia="en-US"/>
+        </w:rPr>
+        <w:t>Trading Systems</w:t>
+      </w:r>
+      <w:r>
+        <w:rPr>
+          <w:rFonts w:asciiTheme="majorHAnsi" w:eastAsia="Times New Roman" w:hAnsiTheme="majorHAnsi" w:cs="Times New Roman"/>
+          <w:color w:val="auto"/>
+          <w:sz w:val="20"/>
+          <w:szCs w:val="20"/>
+          <w:lang w:eastAsia="en-US"/>
+        </w:rPr>
+        <w:t xml:space="preserve"> </w:t>
       </w:r>
     </w:p>
     <w:p>
@@ -4268,12 +5656,14 @@
       <w:r>
         <w:rPr>
           <w:rFonts w:asciiTheme="majorHAnsi" w:eastAsia="Times New Roman" w:hAnsiTheme="majorHAnsi" w:cs="Times New Roman"/>
+          <w:b/>
+          <w:bCs/>
           <w:color w:val="auto"/>
           <w:sz w:val="20"/>
           <w:szCs w:val="20"/>
           <w:lang w:eastAsia="en-US"/>
         </w:rPr>
-        <w:t>Trade Lifecycle &amp; Post</w:t>
+        <w:t>Financial Technology Platforms</w:t>
       </w:r>
       <w:r>
         <w:rPr>
@@ -4283,8 +5673,7 @@
           <w:szCs w:val="20"/>
           <w:lang w:eastAsia="en-US"/>
         </w:rPr>
-        <w:noBreakHyphen/>
-        <w:t xml:space="preserve">Trade Processing </w:t>
+        <w:t xml:space="preserve"> </w:t>
       </w:r>
     </w:p>
     <w:p>
@@ -4306,22 +5695,16 @@
       <w:r>
         <w:rPr>
           <w:rFonts w:asciiTheme="majorHAnsi" w:eastAsia="Times New Roman" w:hAnsiTheme="majorHAnsi" w:cs="Times New Roman"/>
+          <w:b/>
+          <w:bCs/>
           <w:color w:val="auto"/>
           <w:sz w:val="20"/>
           <w:szCs w:val="20"/>
           <w:lang w:eastAsia="en-US"/>
         </w:rPr>
-        <w:t xml:space="preserve">Position &amp; Risk Management Systems </w:t>
-      </w:r>
-    </w:p>
-    <w:p>
-      <w:pPr>
-        <w:pStyle w:val="ListParagraph"/>
-        <w:numPr>
-          <w:ilvl w:val="0"/>
-          <w:numId w:val="26"/>
-        </w:numPr>
-        <w:spacing w:after="0"/>
+        <w:t>Distributed Backend Architectures</w:t>
+      </w:r>
+      <w:r>
         <w:rPr>
           <w:rFonts w:asciiTheme="majorHAnsi" w:eastAsia="Times New Roman" w:hAnsiTheme="majorHAnsi" w:cs="Times New Roman"/>
           <w:color w:val="auto"/>
@@ -4329,16 +5712,7 @@
           <w:szCs w:val="20"/>
           <w:lang w:eastAsia="en-US"/>
         </w:rPr>
-      </w:pPr>
-      <w:r>
-        <w:rPr>
-          <w:rFonts w:asciiTheme="majorHAnsi" w:eastAsia="Times New Roman" w:hAnsiTheme="majorHAnsi" w:cs="Times New Roman"/>
-          <w:color w:val="auto"/>
-          <w:sz w:val="20"/>
-          <w:szCs w:val="20"/>
-          <w:lang w:eastAsia="en-US"/>
-        </w:rPr>
-        <w:t xml:space="preserve">Distributed Financial Architectures </w:t>
+        <w:t xml:space="preserve"> </w:t>
       </w:r>
     </w:p>
     <w:p>
@@ -4355,38 +5729,27 @@
           <w:b w:val="0"/>
           <w:bCs w:val="0"/>
           <w:color w:val="auto"/>
-          <w:sz w:val="16"/>
-          <w:szCs w:val="16"/>
+          <w:sz w:val="20"/>
+          <w:szCs w:val="20"/>
         </w:rPr>
       </w:pPr>
       <w:r>
         <w:rPr>
           <w:rFonts w:asciiTheme="majorHAnsi" w:eastAsia="Times New Roman" w:hAnsiTheme="majorHAnsi"/>
+          <w:b/>
+          <w:bCs/>
           <w:color w:val="auto"/>
           <w:sz w:val="20"/>
           <w:szCs w:val="20"/>
           <w:lang w:eastAsia="en-US"/>
         </w:rPr>
-        <w:t>High</w:t>
-      </w:r>
-      <w:r>
-        <w:rPr>
-          <w:rFonts w:asciiTheme="majorHAnsi" w:eastAsia="Times New Roman" w:hAnsiTheme="majorHAnsi"/>
-          <w:color w:val="auto"/>
-          <w:sz w:val="20"/>
-          <w:szCs w:val="20"/>
-          <w:lang w:eastAsia="en-US"/>
-        </w:rPr>
-        <w:noBreakHyphen/>
-        <w:t>Performance Concurrent Systems</w:t>
-      </w:r>
-      <w:bookmarkStart w:id="0" w:name="_GoBack"/>
-      <w:bookmarkEnd w:id="0"/>
+        <w:t>High-Performance Concurrent Systems</w:t>
+      </w:r>
     </w:p>
     <w:sectPr>
       <w:footerReference w:type="default" r:id="rId12"/>
       <w:pgSz w:w="12240" w:h="15840"/>
-      <w:pgMar w:top="270" w:right="1008" w:bottom="1152" w:left="810" w:header="720" w:footer="576" w:gutter="0"/>
+      <w:pgMar w:top="270" w:right="1008" w:bottom="1152" w:left="450" w:header="720" w:footer="576" w:gutter="0"/>
       <w:pgNumType w:start="1"/>
       <w:cols w:space="720"/>
       <w:titlePg/>
@@ -6090,7 +7453,7 @@
   <w:abstractNum w:abstractNumId="19" w15:restartNumberingAfterBreak="0">
     <w:nsid w:val="2D415F2E"/>
     <w:multiLevelType w:val="hybridMultilevel"/>
-    <w:tmpl w:val="D1DA3716"/>
+    <w:tmpl w:val="F23C8F46"/>
     <w:lvl w:ilvl="0" w:tplc="04090001">
       <w:start w:val="1"/>
       <w:numFmt w:val="bullet"/>
@@ -7898,7 +9261,7 @@
   <w:abstractNum w:abstractNumId="33" w15:restartNumberingAfterBreak="0">
     <w:nsid w:val="68B233B2"/>
     <w:multiLevelType w:val="hybridMultilevel"/>
-    <w:tmpl w:val="D80E0C52"/>
+    <w:tmpl w:val="41AA7A10"/>
     <w:lvl w:ilvl="0" w:tplc="04090001">
       <w:start w:val="1"/>
       <w:numFmt w:val="bullet"/>
@@ -34433,6 +35796,7 @@
   <w:rsids>
     <w:rsidRoot w:val="00A815DA"/>
     <w:rsid w:val="000655FC"/>
+    <w:rsid w:val="004375CA"/>
     <w:rsid w:val="00583AB6"/>
     <w:rsid w:val="00707DCB"/>
     <w:rsid w:val="00763CB5"/>
@@ -34444,6 +35808,7 @@
     <w:rsid w:val="00BA41CA"/>
     <w:rsid w:val="00BF14AA"/>
     <w:rsid w:val="00F3228B"/>
+    <w:rsid w:val="00FF39D2"/>
   </w:rsids>
   <m:mathPr>
     <m:mathFont m:val="Cambria Math"/>
@@ -35315,7 +36680,7 @@
 </file>
 
 <file path=customXml/itemProps1.xml><?xml version="1.0" encoding="utf-8"?>
-<ds:datastoreItem xmlns:ds="http://schemas.openxmlformats.org/officeDocument/2006/customXml" ds:itemID="{8BAE6A2E-F1FB-40A8-9AEA-DB9060A69CFC}">
+<ds:datastoreItem xmlns:ds="http://schemas.openxmlformats.org/officeDocument/2006/customXml" ds:itemID="{4D0A1267-D687-4995-875F-F13A09BA1FF9}">
   <ds:schemaRefs>
     <ds:schemaRef ds:uri="http://schemas.openxmlformats.org/officeDocument/2006/bibliography"/>
   </ds:schemaRefs>

--- a/ghaseminejadMurex.docx
+++ b/ghaseminejadMurex.docx
@@ -4311,89 +4311,6 @@
     </w:p>
     <w:p>
       <w:pPr>
-        <w:pStyle w:val="NormalWeb"/>
-        <w:spacing w:after="0"/>
-        <w:rPr>
-          <w:rFonts w:asciiTheme="majorHAnsi" w:hAnsiTheme="majorHAnsi" w:cs="Segoe UI"/>
-          <w:color w:val="auto"/>
-          <w:sz w:val="20"/>
-          <w:szCs w:val="20"/>
-        </w:rPr>
-      </w:pPr>
-      <w:r>
-        <w:rPr>
-          <w:rStyle w:val="Strong"/>
-          <w:rFonts w:asciiTheme="majorHAnsi" w:hAnsiTheme="majorHAnsi" w:cs="Segoe UI"/>
-          <w:color w:val="auto"/>
-          <w:sz w:val="20"/>
-          <w:szCs w:val="20"/>
-        </w:rPr>
-        <w:t xml:space="preserve">Tech </w:t>
-      </w:r>
-      <w:proofErr w:type="spellStart"/>
-      <w:r>
-        <w:rPr>
-          <w:rStyle w:val="Strong"/>
-          <w:rFonts w:asciiTheme="majorHAnsi" w:hAnsiTheme="majorHAnsi" w:cs="Segoe UI"/>
-          <w:color w:val="auto"/>
-          <w:sz w:val="20"/>
-          <w:szCs w:val="20"/>
-        </w:rPr>
-        <w:t>Stack</w:t>
-      </w:r>
-      <w:proofErr w:type="gramStart"/>
-      <w:r>
-        <w:rPr>
-          <w:rFonts w:asciiTheme="majorHAnsi" w:hAnsiTheme="majorHAnsi" w:cs="Segoe UI"/>
-          <w:color w:val="auto"/>
-          <w:sz w:val="20"/>
-          <w:szCs w:val="20"/>
-        </w:rPr>
-        <w:t>:</w:t>
-      </w:r>
-      <w:r>
-        <w:rPr>
-          <w:rFonts w:asciiTheme="majorHAnsi" w:hAnsiTheme="majorHAnsi" w:cs="Segoe UI"/>
-          <w:color w:val="auto"/>
-          <w:sz w:val="20"/>
-          <w:szCs w:val="20"/>
-        </w:rPr>
-        <w:t>C</w:t>
-      </w:r>
-      <w:proofErr w:type="spellEnd"/>
-      <w:proofErr w:type="gramEnd"/>
-      <w:r>
-        <w:rPr>
-          <w:rFonts w:asciiTheme="majorHAnsi" w:hAnsiTheme="majorHAnsi" w:cs="Segoe UI"/>
-          <w:color w:val="auto"/>
-          <w:sz w:val="20"/>
-          <w:szCs w:val="20"/>
-        </w:rPr>
-        <w:t xml:space="preserve">++11/14, Embedded Linux, </w:t>
-      </w:r>
-      <w:proofErr w:type="spellStart"/>
-      <w:r>
-        <w:rPr>
-          <w:rFonts w:asciiTheme="majorHAnsi" w:hAnsiTheme="majorHAnsi" w:cs="Segoe UI"/>
-          <w:color w:val="auto"/>
-          <w:sz w:val="20"/>
-          <w:szCs w:val="20"/>
-        </w:rPr>
-        <w:t>Qt</w:t>
-      </w:r>
-      <w:proofErr w:type="spellEnd"/>
-      <w:r>
-        <w:rPr>
-          <w:rFonts w:asciiTheme="majorHAnsi" w:hAnsiTheme="majorHAnsi" w:cs="Segoe UI"/>
-          <w:color w:val="auto"/>
-          <w:sz w:val="20"/>
-          <w:szCs w:val="20"/>
-        </w:rPr>
-        <w:t>, SIP, TCP/IP</w:t>
-      </w:r>
-    </w:p>
-    <w:p>
-      <w:pPr>
         <w:pStyle w:val="ListParagraph"/>
         <w:numPr>
           <w:ilvl w:val="0"/>
@@ -4408,6 +4325,8 @@
           <w:lang w:eastAsia="en-US"/>
         </w:rPr>
       </w:pPr>
+      <w:bookmarkStart w:id="0" w:name="_GoBack"/>
+      <w:bookmarkEnd w:id="0"/>
       <w:r>
         <w:rPr>
           <w:rFonts w:asciiTheme="majorHAnsi" w:eastAsia="Times New Roman" w:hAnsiTheme="majorHAnsi" w:cs="Times New Roman"/>
@@ -4994,8 +4913,6 @@
         </w:rPr>
         <w:t>high-throughput messaging pipelines with sub-second event propagation in production flows</w:t>
       </w:r>
-      <w:bookmarkStart w:id="0" w:name="_GoBack"/>
-      <w:bookmarkEnd w:id="0"/>
     </w:p>
     <w:p>
       <w:pPr>
@@ -35796,6 +35713,7 @@
   <w:rsids>
     <w:rsidRoot w:val="00A815DA"/>
     <w:rsid w:val="000655FC"/>
+    <w:rsid w:val="001E4CEB"/>
     <w:rsid w:val="004375CA"/>
     <w:rsid w:val="00583AB6"/>
     <w:rsid w:val="00707DCB"/>
@@ -36680,7 +36598,7 @@
 </file>
 
 <file path=customXml/itemProps1.xml><?xml version="1.0" encoding="utf-8"?>
-<ds:datastoreItem xmlns:ds="http://schemas.openxmlformats.org/officeDocument/2006/customXml" ds:itemID="{4D0A1267-D687-4995-875F-F13A09BA1FF9}">
+<ds:datastoreItem xmlns:ds="http://schemas.openxmlformats.org/officeDocument/2006/customXml" ds:itemID="{4D73D61C-7A02-46F4-ADE8-11178FD3C222}">
   <ds:schemaRefs>
     <ds:schemaRef ds:uri="http://schemas.openxmlformats.org/officeDocument/2006/bibliography"/>
   </ds:schemaRefs>
